--- a/tillsyn/A 22860-2026 tillsynsbegäran.docx
+++ b/tillsyn/A 22860-2026 tillsynsbegäran.docx
@@ -1394,7 +1394,7 @@
     <w:r>
       <w:tab/>
       <w:tab/>
-      <w:t>2026-06-18</w:t>
+      <w:t>2026-06-19</w:t>
       <w:br/>
       <w:br/>
     </w:r>

--- a/tillsyn/A 22860-2026 tillsynsbegäran.docx
+++ b/tillsyn/A 22860-2026 tillsynsbegäran.docx
@@ -96,7 +96,7 @@
     </w:p>
     <w:p>
       <w:r>
-        <w:t>Inom 25 meter från avverkningsanmälan har följande 58 naturvårdsarter hittats: backsvala (EN, §4), brun glada (EN, §4), storspov (EN, §4), blå kärrhök (VU, §4), gråtrut (VU, §4), grönfink (VU, §4), pilgrimsfalk (VU, §4), småfläckig sumphöna (VU, §4), stare (VU, §4), tornseglare (VU, §4), bivråk (NT, §4), björktrast (NT, §4), bläsand (NT, §4), blåhake (NT, §4), drillsnäppa (NT, §4), duvhök (NT, §4), enkelbeckasin (NT, §4), entita (NT, T, §4), järnsparv (NT, §4), kricka (NT, §4), kungsörn (NT, §4), ladusvala (NT, §4), motaggsvamp (NT, T), nötkråka (NT, T, §4), rödvingetrast (NT, §4), rörsångare (NT, §4), silltrut (NT, §4), skrattmås (NT, §4), skräntärna (NT, §4), sädesärla (NT, §4), talltita (NT, §4), turkduva (NT, §4), vinterhämpling (NT, §4), ägretthäger (NT, §4), bergfink (T, §4), spillkråka (T, §4), stenfalk (T, §4), bred kärrtrollslända (§4a), buskskvätta (§4), fiskgjuse (§4), fiskmås (§4), fjällvråk (§4), grönsiska (§4), havsörn (§4), kråka (§4), kungsfågel (§4), orre (§4), röd glada (§4), salskrake (§4), skogsduva (§4), smålom (§4), svartvit flugsnappare (§4), sävsparv (§4), sångsvan (§4), trana (§4), utter (§4a), ärtsångare (§4) och skogsödla (§6). Av dessa är 34 rödlistade. För rödlistade arter har rödlistekategorin angivits inom parentes. Typiska arter inom Natura 2000 som är kopplade till skogsekosystem har markerats med (T). För fridlysta arter anges även paragrafen i Artskyddsförordningen som arten är fridlyst enligt.</w:t>
+        <w:t>Inom 25 meter från avverkningsanmälan har följande 60 naturvårdsarter hittats: backsvala (EN, §4), brun glada (EN, §4), storspov (EN, §4), blå kärrhök (VU, §4), gråtrut (VU, §4), grönfink (VU, §4), pilgrimsfalk (VU, §4), småfläckig sumphöna (VU, §4), stare (VU, §4), tornseglare (VU, §4), bivråk (NT, §4), björktrast (NT, §4), bläsand (NT, §4), blåhake (NT, §4), drillsnäppa (NT, §4), duvhök (NT, §4), enkelbeckasin (NT, §4), entita (NT, T, §4), järnsparv (NT, §4), kricka (NT, §4), kungsörn (NT, §4), ladusvala (NT, §4), motaggsvamp (NT, T), nötkråka (NT, T, §4), rödvingetrast (NT, §4), rörsångare (NT, §4), silltrut (NT, §4), skrattmås (NT, §4), skräntärna (NT, §4), sädesärla (NT, §4), talltita (NT, §4), turkduva (NT, §4), vinterhämpling (NT, §4), ägretthäger (NT, §4), bergfink (T, §4), spillkråka (T, §4), stenfalk (T, §4), tjäder (T, §4), bred kärrtrollslända (§4a), buskskvätta (§4), fiskgjuse (§4), fiskmås (§4), fjällvråk (§4), grönsiska (§4), havsörn (§4), kråka (§4), kungsfågel (§4), orre (§4), röd glada (§4), salskrake (§4), skogsduva (§4), smålom (§4), svartvit flugsnappare (§4), sävsparv (§4), sångsvan (§4), trana (§4), törnskata (§4), utter (§4a), ärtsångare (§4) och skogsödla (§6). Av dessa är 34 rödlistade. För rödlistade arter har rödlistekategorin angivits inom parentes. Typiska arter inom Natura 2000 som är kopplade till skogsekosystem har markerats med (T). För fridlysta arter anges även paragrafen i Artskyddsförordningen som arten är fridlyst enligt.</w:t>
       </w:r>
     </w:p>
     <w:p>
@@ -114,7 +114,7 @@
     </w:p>
     <w:p>
       <w:r>
-        <w:t>Följande fridlysta arter har sina livsmiljöer och växtplatser i den avverkningsanmälda skogen: backsvala (EN, §4), brun glada (EN, §4), storspov (EN, §4), blå kärrhök (VU, §4), gråtrut (VU, §4), grönfink (VU, §4), pilgrimsfalk (VU, §4), småfläckig sumphöna (VU, §4), stare (VU, §4), tornseglare (VU, §4), bivråk (NT, §4), björktrast (NT, §4), bläsand (NT, §4), blåhake (NT, §4), drillsnäppa (NT, §4), duvhök (NT, §4), enkelbeckasin (NT, §4), entita (NT, T, §4), järnsparv (NT, §4), kricka (NT, §4), kungsörn (NT, §4), ladusvala (NT, §4), nötkråka (NT, T, §4), rödvingetrast (NT, §4), rörsångare (NT, §4), silltrut (NT, §4), skrattmås (NT, §4), skräntärna (NT, §4), sädesärla (NT, §4), talltita (NT, §4), turkduva (NT, §4), vinterhämpling (NT, §4), ägretthäger (NT, §4), bergfink (T, §4), spillkråka (T, §4), stenfalk (T, §4), bred kärrtrollslända (§4a), buskskvätta (§4), fiskgjuse (§4), fiskmås (§4), fjällvråk (§4), grönsiska (§4), havsörn (§4), kråka (§4), kungsfågel (§4), orre (§4), röd glada (§4), salskrake (§4), skogsduva (§4), smålom (§4), svartvit flugsnappare (§4), sävsparv (§4), sångsvan (§4), trana (§4), utter (§4a), ärtsångare (§4) och skogsödla (§6).</w:t>
+        <w:t>Följande fridlysta arter har sina livsmiljöer och växtplatser i den avverkningsanmälda skogen: backsvala (EN, §4), brun glada (EN, §4), storspov (EN, §4), blå kärrhök (VU, §4), gråtrut (VU, §4), grönfink (VU, §4), pilgrimsfalk (VU, §4), småfläckig sumphöna (VU, §4), stare (VU, §4), tornseglare (VU, §4), bivråk (NT, §4), björktrast (NT, §4), bläsand (NT, §4), blåhake (NT, §4), drillsnäppa (NT, §4), duvhök (NT, §4), enkelbeckasin (NT, §4), entita (NT, T, §4), järnsparv (NT, §4), kricka (NT, §4), kungsörn (NT, §4), ladusvala (NT, §4), nötkråka (NT, T, §4), rödvingetrast (NT, §4), rörsångare (NT, §4), silltrut (NT, §4), skrattmås (NT, §4), skräntärna (NT, §4), sädesärla (NT, §4), talltita (NT, §4), turkduva (NT, §4), vinterhämpling (NT, §4), ägretthäger (NT, §4), bergfink (T, §4), spillkråka (T, §4), stenfalk (T, §4), tjäder (T, §4), bred kärrtrollslända (§4a), buskskvätta (§4), fiskgjuse (§4), fiskmås (§4), fjällvråk (§4), grönsiska (§4), havsörn (§4), kråka (§4), kungsfågel (§4), orre (§4), röd glada (§4), salskrake (§4), skogsduva (§4), smålom (§4), svartvit flugsnappare (§4), sävsparv (§4), sångsvan (§4), trana (§4), törnskata (§4), utter (§4a), ärtsångare (§4) och skogsödla (§6).</w:t>
       </w:r>
     </w:p>
     <w:p>
@@ -367,6 +367,35 @@
         <w:rPr>
           <w:b/>
         </w:rPr>
+        <w:t>Tjäder (§4)</w:t>
+      </w:r>
+      <w:r>
+        <w:t xml:space="preserve"> omfattas av bilaga 1 och 2 EU:s fågeldirektiv och är typisk art för </w:t>
+      </w:r>
+      <w:r>
+        <w:rPr>
+          <w:i/>
+        </w:rPr>
+        <w:t xml:space="preserve">9010 Taiga </w:t>
+      </w:r>
+      <w:r>
+        <w:t xml:space="preserve">och </w:t>
+      </w:r>
+      <w:r>
+        <w:rPr>
+          <w:i/>
+        </w:rPr>
+        <w:t>9740 Skogsbevuxen myr</w:t>
+      </w:r>
+      <w:r>
+        <w:t>. Tjädern är en utpräglad skogsfågel knuten till större sammanhängande barrskogsområden. Tupparna och hönorna utnyttjar till viss del olika miljöer, och habitatvalet varierar dessutom mellan olika delar av året. För att det ska finnas livskraftiga tjäderbestånd krävs funktionella skogslandskap med en blandning av uppvuxen, gles och luckig skog, täta sumpskogar, myrar och andra små våtmarker. Arten försvinner när skogen fragmenteras och den sammanlagda arealen hyggen och andra öppna områden blir för stor. Ett småskaligt och försiktigt virkesuttag genom hyggesfria metoder kan i vissa fall vara möjligt i området inom 200 m från lekcentrum. Längre ut från lekcentrum, inom 200–500 m bör den avverkade ytan inte överskrida 1 hektar för att undvika alltför stora och snabba förändringar (Skogsstyrelsen, 2019; SLU Artdatabanken, 2024).</w:t>
+      </w:r>
+    </w:p>
+    <w:p>
+      <w:r>
+        <w:rPr>
+          <w:b/>
+        </w:rPr>
         <w:t>Tornseglare (VU, §4)</w:t>
       </w:r>
       <w:r>
@@ -421,7 +450,7 @@
     </w:p>
     <w:p>
       <w:r>
-        <w:t>Följande typiska arter har sina livsmiljöer och växtplatser i den avverkningsanmälda skogen: entita (NT, T, §4), motaggsvamp (NT, T), nötkråka (NT, T, §4), bergfink (T, §4), spillkråka (T, §4) och stenfalk (T, §4).</w:t>
+        <w:t>Följande typiska arter har sina livsmiljöer och växtplatser i den avverkningsanmälda skogen: entita (NT, T, §4), motaggsvamp (NT, T), nötkråka (NT, T, §4), bergfink (T, §4), spillkråka (T, §4), stenfalk (T, §4) och tjäder (T, §4).</w:t>
       </w:r>
     </w:p>
     <w:p>
@@ -1007,6 +1036,75 @@
     <w:p>
       <w:r>
         <w:t xml:space="preserve">SLU Artdatabanken, 2021. </w:t>
+      </w:r>
+      <w:r>
+        <w:rPr>
+          <w:i/>
+        </w:rPr>
+        <w:t xml:space="preserve">Artfaktablad. Naturvård – artfakta. </w:t>
+      </w:r>
+      <w:r>
+        <w:t>SLU Artdatabanken, Uppsala</w:t>
+      </w:r>
+    </w:p>
+    <w:p>
+      <w:pPr>
+        <w:pStyle w:val="Heading1"/>
+      </w:pPr>
+      <w:r>
+        <w:t>Tjäder – ekologi samt krav på livsmiljön</w:t>
+      </w:r>
+    </w:p>
+    <w:p>
+      <w:r>
+        <w:t xml:space="preserve">Tjäder (§4) omfattas av bilaga 1 och 2 EU:s fågeldirektiv och är typisk art för </w:t>
+      </w:r>
+      <w:r>
+        <w:rPr>
+          <w:i/>
+        </w:rPr>
+        <w:t xml:space="preserve">9010 Taiga </w:t>
+      </w:r>
+      <w:r>
+        <w:t xml:space="preserve">och </w:t>
+      </w:r>
+      <w:r>
+        <w:rPr>
+          <w:i/>
+        </w:rPr>
+        <w:t>9740 Skogsbevuxen myr</w:t>
+      </w:r>
+      <w:r>
+        <w:t>. Tjädern är en utpräglad skogsfågel knuten till större sammanhängande barrskogsområden. Tupparna och hönorna utnyttjar till viss del olika miljöer, och habitatvalet varierar dessutom mellan olika delar av året. För att det ska finnas livskraftiga tjäderbestånd krävs funktionella skogslandskap med en blandning av uppvuxen, gles och luckig skog, täta sumpskogar, myrar och andra små våtmarker (Skogsstyrelsen, 2019; SLU Artdatabanken 2024).</w:t>
+      </w:r>
+    </w:p>
+    <w:p>
+      <w:r>
+        <w:t>Arten försvinner när skogen fragmenteras och den sammanlagda arealen hyggen och andra öppna områden blir för stor. Ett småskaligt och försiktigt virkesuttag genom hyggesfria metoder kan i vissa fall vara möjligt i området inom 200 m från lekcentrum. Längre ut från lekcentrum, inom 200–500 m bör den avverkade ytan inte överskrida 1 hektar för att undvika alltför stora och snabba förändringar (Skogsstyrelsen, 2019).</w:t>
+      </w:r>
+    </w:p>
+    <w:p>
+      <w:pPr>
+        <w:pStyle w:val="Heading2"/>
+      </w:pPr>
+      <w:r>
+        <w:t>Referenser – tjäder</w:t>
+      </w:r>
+    </w:p>
+    <w:p>
+      <w:r>
+        <w:t xml:space="preserve">Skogsstyrelsen, 2019. </w:t>
+      </w:r>
+      <w:r>
+        <w:rPr>
+          <w:i/>
+        </w:rPr>
+        <w:t>Vägledning för hänsyn till fåglar – tjäder.</w:t>
+      </w:r>
+    </w:p>
+    <w:p>
+      <w:r>
+        <w:t xml:space="preserve">SLU Artdatabanken, 2024. </w:t>
       </w:r>
       <w:r>
         <w:rPr>
@@ -1394,7 +1492,7 @@
     <w:r>
       <w:tab/>
       <w:tab/>
-      <w:t>2026-06-19</w:t>
+      <w:t>2026-06-20</w:t>
       <w:br/>
       <w:br/>
     </w:r>

--- a/tillsyn/A 22860-2026 tillsynsbegäran.docx
+++ b/tillsyn/A 22860-2026 tillsynsbegäran.docx
@@ -12,10 +12,7 @@
     </w:p>
     <w:p>
       <w:r>
-        <w:t>Detta dokument behandlar höga naturvärden i avverkningsanmälan A 22860-2026 i Vaggeryds kommun som inkom 2026-05-18 och omfattar 1,6 ha.</w:t>
-      </w:r>
-      <w:r>
-        <w:t xml:space="preserve"> I Figur 1 visas fyndplatser för naturvårdsarter i området, som finns registrerade på Artportalen.</w:t>
+        <w:t>Denna tillsynsbegäran behandlar höga naturvärden i avverkningsanmälan A 22860-2026 i Vaggeryds kommun som inkom 2026-05-18 och omfattar 1,6 ha.</w:t>
       </w:r>
     </w:p>
     <w:p>
@@ -63,27 +60,12 @@
         <w:spacing w:after="240"/>
       </w:pPr>
       <w:r>
-        <w:t>Figur 1. Fyndplatser för naturvårdsarter inom 25 meter från avverkningsanmälan (röd linje). Inom parentes anges rödlistekategorier, S för signalarter, Tför typiska arter och fridlysningsparagrafer i artskyddsförordningen.Markörer utan svart kant är placerade på fyndplatsen. Markörer med svart kant är placerade vid sidan av fyndplatsen och har ett svart streck som visar fyndplatsens exakta position. Kartans mittpunktskoordinat är N 6376920, E 453137 i SWEREF 99 TM.</w:t>
-      </w:r>
-    </w:p>
-    <w:p>
-      <w:r>
-        <w:t>Vi begär härmed att Skogsstyrelsen fattar beslut enligt miljöbalken som säkerställer att skogens höga naturvärden bevaras samt att EU-lagstiftning efterlevs och att artskyddsbrott förhindras.</w:t>
-      </w:r>
-    </w:p>
-    <w:p>
-      <w:r>
-        <w:t>Vi begär vidare att Skogsstyrelsen säkerställer att inga skador eller försämringar av naturtypens bevarandestatus i området tillåts ske. Se Rådets direktiv 92/43/EEG samt ickeförsämringskravet i EU:s naturrestaureringsförordning (EU 2024/1991).</w:t>
-      </w:r>
-    </w:p>
-    <w:p>
-      <w:r>
-        <w:t>Vi önskar även ta del av de ställningstaganden och beslut som myndigheten meddelar till följd av aktuell avverkningsanmälan och föreningens inlaga (se 34 § förvaltningslagen).</w:t>
-      </w:r>
-    </w:p>
-    <w:p>
-      <w:r>
-        <w:t>Nedan beskrivs fynd av naturvårdsarter och fridlysta arter som gjorts i det avverkningsanmälda området. I BILAGA 1 finns artfakta om fridlysta arter.</w:t>
+        <w:t>Figur 1. Fyndplatser för naturvårdsarter inom 25 meter från avverkningsanmälan. Markörer utan svart kant är placerade på fyndplatsen. Markörer med svart kant är placerade vid sidan av fyndplatsen har ett svart streck som visar fyndplatsens exakta position. Kartans mittpunktskoordinat är N 6376920, E 453137 i SWEREF 99 TM.</w:t>
+      </w:r>
+    </w:p>
+    <w:p>
+      <w:r>
+        <w:t>Inom 25 meter från avverkningsanmälan finns fynd av 60 naturvårdsarter, varav 34 är rödlistade, 59 är fridlysta och 7 är typiska (T): backsvala (EN, §4), brun glada (EN, §4), storspov (EN, §4), blå kärrhök (VU, §4), gråtrut (VU, §4), grönfink (VU, §4), pilgrimsfalk (VU, §4), småfläckig sumphöna (VU, §4), stare (VU, §4), tornseglare (VU, §4), bivråk (NT, §4), björktrast (NT, §4), bläsand (NT, §4), blåhake (NT, §4), drillsnäppa (NT, §4), duvhök (NT, §4), enkelbeckasin (NT, §4), entita (NT, T, §4), järnsparv (NT, §4), kricka (NT, §4), kungsörn (NT, §4), ladusvala (NT, §4), motaggsvamp (NT, T), nötkråka (NT, T, §4), rödvingetrast (NT, §4), rörsångare (NT, §4), silltrut (NT, §4), skrattmås (NT, §4), skräntärna (NT, §4), sädesärla (NT, §4), talltita (NT, §4), turkduva (NT, §4), vinterhämpling (NT, §4), ägretthäger (NT, §4), bergfink (T, §4), spillkråka (T, §4), stenfalk (T, §4), tjäder (T, §4), bred kärrtrollslända (§4a), buskskvätta (§4), fiskgjuse (§4), fiskmås (§4), fjällvråk (§4), grönsiska (§4), havsörn (§4), kråka (§4), kungsfågel (§4), orre (§4), röd glada (§4), salskrake (§4), skogsduva (§4), smålom (§4), svartvit flugsnappare (§4), sävsparv (§4), sångsvan (§4), trana (§4), törnskata (§4), utter (§4a), ärtsångare (§4) och skogsödla (§6). Se Figur 1.</w:t>
       </w:r>
     </w:p>
     <w:p>
@@ -91,35 +73,339 @@
         <w:pStyle w:val="Heading1"/>
       </w:pPr>
       <w:r>
-        <w:t>Naturvårdsarter</w:t>
-      </w:r>
-    </w:p>
-    <w:p>
-      <w:r>
-        <w:t>Inom 25 meter från avverkningsanmälan har följande 60 naturvårdsarter hittats: backsvala (EN, §4), brun glada (EN, §4), storspov (EN, §4), blå kärrhök (VU, §4), gråtrut (VU, §4), grönfink (VU, §4), pilgrimsfalk (VU, §4), småfläckig sumphöna (VU, §4), stare (VU, §4), tornseglare (VU, §4), bivråk (NT, §4), björktrast (NT, §4), bläsand (NT, §4), blåhake (NT, §4), drillsnäppa (NT, §4), duvhök (NT, §4), enkelbeckasin (NT, §4), entita (NT, T, §4), järnsparv (NT, §4), kricka (NT, §4), kungsörn (NT, §4), ladusvala (NT, §4), motaggsvamp (NT, T), nötkråka (NT, T, §4), rödvingetrast (NT, §4), rörsångare (NT, §4), silltrut (NT, §4), skrattmås (NT, §4), skräntärna (NT, §4), sädesärla (NT, §4), talltita (NT, §4), turkduva (NT, §4), vinterhämpling (NT, §4), ägretthäger (NT, §4), bergfink (T, §4), spillkråka (T, §4), stenfalk (T, §4), tjäder (T, §4), bred kärrtrollslända (§4a), buskskvätta (§4), fiskgjuse (§4), fiskmås (§4), fjällvråk (§4), grönsiska (§4), havsörn (§4), kråka (§4), kungsfågel (§4), orre (§4), röd glada (§4), salskrake (§4), skogsduva (§4), smålom (§4), svartvit flugsnappare (§4), sävsparv (§4), sångsvan (§4), trana (§4), törnskata (§4), utter (§4a), ärtsångare (§4) och skogsödla (§6). Av dessa är 34 rödlistade. För rödlistade arter har rödlistekategorin angivits inom parentes. Typiska arter inom Natura 2000 som är kopplade till skogsekosystem har markerats med (T). För fridlysta arter anges även paragrafen i Artskyddsförordningen som arten är fridlyst enligt.</w:t>
-      </w:r>
-    </w:p>
-    <w:p>
-      <w:r>
-        <w:t>De påträffade naturvårdsarterna är ett tydligt kvitto på att det rör sig om en skog med höga naturvärden.</w:t>
+        <w:t>Tillsynsbegäran</w:t>
+      </w:r>
+    </w:p>
+    <w:p>
+      <w:r>
+        <w:t>Vi begär härmed att Skogsstyrelsen fattar beslut enligt miljöbalken som säkerställer att skogens höga naturvärden bevaras samt att EU-lagstiftning efterlevs och att artskyddsbrott förhindras.</w:t>
+      </w:r>
+    </w:p>
+    <w:p>
+      <w:r>
+        <w:t>Vi begär vidare att Skogsstyrelsen säkerställer att inga skador eller försämringar av naturtypens bevarandestatus i området tillåts ske. Se Rådets direktiv 92/43/EEG samt ickeförsämringskravet i EU:s naturrestaureringsförordning (EU 2024/1991).</w:t>
+      </w:r>
+    </w:p>
+    <w:p>
+      <w:r>
+        <w:t>Vi önskar även ta del av de ställningstaganden och beslut som myndigheten meddelar till följd av aktuell avverkningsanmälan och föreningens inlaga (se 34 § förvaltningslagen).</w:t>
       </w:r>
     </w:p>
     <w:p>
       <w:pPr>
-        <w:pStyle w:val="Heading2"/>
+        <w:pStyle w:val="Heading1"/>
       </w:pPr>
       <w:r>
-        <w:t>Fridlysta arter</w:t>
-      </w:r>
-    </w:p>
-    <w:p>
-      <w:r>
-        <w:t>Följande fridlysta arter har sina livsmiljöer och växtplatser i den avverkningsanmälda skogen: backsvala (EN, §4), brun glada (EN, §4), storspov (EN, §4), blå kärrhök (VU, §4), gråtrut (VU, §4), grönfink (VU, §4), pilgrimsfalk (VU, §4), småfläckig sumphöna (VU, §4), stare (VU, §4), tornseglare (VU, §4), bivråk (NT, §4), björktrast (NT, §4), bläsand (NT, §4), blåhake (NT, §4), drillsnäppa (NT, §4), duvhök (NT, §4), enkelbeckasin (NT, §4), entita (NT, T, §4), järnsparv (NT, §4), kricka (NT, §4), kungsörn (NT, §4), ladusvala (NT, §4), nötkråka (NT, T, §4), rödvingetrast (NT, §4), rörsångare (NT, §4), silltrut (NT, §4), skrattmås (NT, §4), skräntärna (NT, §4), sädesärla (NT, §4), talltita (NT, §4), turkduva (NT, §4), vinterhämpling (NT, §4), ägretthäger (NT, §4), bergfink (T, §4), spillkråka (T, §4), stenfalk (T, §4), tjäder (T, §4), bred kärrtrollslända (§4a), buskskvätta (§4), fiskgjuse (§4), fiskmås (§4), fjällvråk (§4), grönsiska (§4), havsörn (§4), kråka (§4), kungsfågel (§4), orre (§4), röd glada (§4), salskrake (§4), skogsduva (§4), smålom (§4), svartvit flugsnappare (§4), sävsparv (§4), sångsvan (§4), trana (§4), törnskata (§4), utter (§4a), ärtsångare (§4) och skogsödla (§6).</w:t>
-      </w:r>
-    </w:p>
-    <w:p>
-      <w:r>
-        <w:t xml:space="preserve">Observera att medlemsländerna är skyldiga att agera i enlighet med EU:s fågeldirektiv där det uttryckligen står att direktivet gäller för fåglar samt för deras ägg, bon och </w:t>
+        <w:t>Naturvårdsarter och fridlysta arter</w:t>
+      </w:r>
+    </w:p>
+    <w:p>
+      <w:r>
+        <w:t>Nedan följer beskrivningar av de naturvårdsarter och fridlysta arter som har sina livsmiljöer och växtplatser i den avverkningsanmälda skogen. Se även ytterligare artfakta i BILAGA 1. De påträffade naturvårdsarterna är ett tydligt kvitto på att det rör sig om en skog med höga naturvärden.</w:t>
+      </w:r>
+    </w:p>
+    <w:p>
+      <w:r>
+        <w:rPr>
+          <w:b/>
+        </w:rPr>
+        <w:t>Brun glada (EN, §4)</w:t>
+      </w:r>
+      <w:r>
+        <w:t xml:space="preserve"> är rödlistad som starkt hotad (EN) och upptagen i bilaga 1 EU:s fågeldirektiv. Den häckar i skogs- och odlingslandskap, både i större skogsområden och små dungar. Boet läggs ofta högt i ett träd, i södra Sverige oftast i ett lövträd, i norr vanligen i en tall eller gran. Det svenska beståndet är mycket litet och kan därmed försvinna av slumpmässiga faktorer som enstaka dåliga häckningssäsonger eller dödlighet under flyttning och övervintring. Kända häcklokaler måste uppmärksammas vid skogsbruksåtgärder och all påverkan på boplatsen och dess omgivningar undvikas. Spara samtliga träd med större risbon, även sådana där boet ser obebott ut och lämna en tillräckligt bred skyddszon kring boplatser vid avverkning eller andra skogliga åtgärder. Bredden beror på platsen, men som tumregel ska den ska vara så bred att boplatsen inte är väsentligt mer exponerad för insyn än tidigare (SLU Artdatabanken, 2024; Skogsstyrelsen, 2016).</w:t>
+      </w:r>
+    </w:p>
+    <w:p>
+      <w:r>
+        <w:rPr>
+          <w:b/>
+        </w:rPr>
+        <w:t>Pilgrimsfalk (VU, §4)</w:t>
+      </w:r>
+      <w:r>
+        <w:t xml:space="preserve"> är rödlistad som sårbar och är upptagen i bilaga 1 EU:s fågeldirektiv. Den har minskat med 17.5 (15–20) % under de senaste 18 åren och minskningstakten överstiger gränsvärdet för sårbar (VU). Pilgrimsfalken häckar i branta klippväggar, där boet läggs på en öppen, svåråtkomlig klipphylla. Många av de bebodda klippstupen gränsar till skogsmark. Markhäckningar förekommer relativt frekvent på stora, blöta myrar i Norrbottens län. Tidigare var häckningar i risbon, framför allt i fiskgjusebon, förhållandevis vanligt men förekommer numera sällan. Lämna en skyddszon med träd mot häckningsplatsen (klippbranten), så att häckningsmiljön behålls oförändrad. Eventuell skog i själva rasbranten lämnas orörd. Vid häckning i risbon, avstå från avverkning inom 100 meter från boet.  Hänsyn bör tas även till äldre, dokumenterade häckningsplatser även om de för tillfället inte är i bruk (SLU Artdatabanken, 2026; Skogsstyrelsen, 2016).</w:t>
+      </w:r>
+    </w:p>
+    <w:p>
+      <w:r>
+        <w:rPr>
+          <w:b/>
+        </w:rPr>
+        <w:t>Tornseglare (VU, §4)</w:t>
+      </w:r>
+      <w:r>
+        <w:t xml:space="preserve"> har minskat med 40 (30–50) % under de senaste 24 åren och minskningstakten överstiger gränsvärdet för sårbar (VU). Tornseglaren är en typisk hålhäckare som numera huvudsakligen är knuten till mänsklig bebyggelse. En mindre andel av beståndet häckar i mer ursprungliga miljöer, i första hand i gamla hackspetthål (främst spillkråkehål) och andra typer av håligheter i träd, men även i klippskrevor. I de inre delarna av de två nordligaste länen (Lappland) häckar den huvudsakligen i ren skogsmiljö, framförallt i gammal gles tallskog. För de tornseglare som häckar i träd i Norrlands inland har situationen sannolikt försämrats till följd av minskad mängd hålträd och av stora arealer tät produktionsskog. När arten förekommer i sluten skog handlar det ofta om skyddsvärda skogsmiljöer med äldre tallskog av naturskogskaraktär (SLU Artdatabanken, 2026; Skogsstyrelsen, 2016).</w:t>
+      </w:r>
+    </w:p>
+    <w:p>
+      <w:r>
+        <w:rPr>
+          <w:b/>
+        </w:rPr>
+        <w:t>Bivråk (NT, §4)</w:t>
+      </w:r>
+      <w:r>
+        <w:t xml:space="preserve"> ingår i bilaga 1 i EU:s fågeldirektiv och är prioriterad art i Skogsvårdslagen. Den har minskat med 2/3-delar sedan 1970-talet och under de senaste 30 åren har minskningstakten uppgått till 22.5 (15–30) %. Arten häckar i tät, ogallrad skog på högproduktiv mark, i södra Sverige främst i lövskogsrika trakter, i Norrland till stor del i högproduktiv granskog, Födan består av getinglarver och -puppor, men även av fågelungar och groddjur. Bivråken påverkas negativt av avverkning och omföring av lövträdsrika marker till täta produktionsskogar av barrträd samt av den allmänna "</w:t>
+      </w:r>
+      <w:r>
+        <w:rPr>
+          <w:i/>
+        </w:rPr>
+        <w:t>förtorkningen</w:t>
+      </w:r>
+      <w:r>
+        <w:t>" av landskapet genom täckdikning, dikning av skogsmark etc. Bevara lövskogar och öka andelen löv i barrskog. Gallra inte i onödan och inte alls i sumpskog. Dika inte ut vattensamlingar, sumpskogar, alkärr eller andra våta miljöer. Kring alla boplatser ska det lämnas en skyddszon vid avverkning eller andra skogliga åtgärder. Som tumregel ska skyddszonen vara så bred att boet inte syns väl från öppen mark. Minskningstakten för den svenska populationen bedöms vara nära gränsvärdet för Sårbar (VU) (SLU Artdatabanken, 2026; Skogsstyrelsen, 2016).</w:t>
+      </w:r>
+    </w:p>
+    <w:p>
+      <w:r>
+        <w:rPr>
+          <w:b/>
+        </w:rPr>
+        <w:t>Duvhök (NT, §4)</w:t>
+      </w:r>
+      <w:r>
+        <w:t>, som är rödlistad som nära hotad, har minskat med 15 (0–30) % under de senaste 18 åren och minskningstakten för den svenska populationen bedöms vara nära gränsvärdet för sårbar (VU). Arten är starkt bunden till skogsmark och jagar helst inne i äldre skog. Den missgynnas av stora hyggen och täta planteringar. De gamla fåglarna är i huvudsak stationära i sina revir och boet läggs inne i tät, oftast äldre skog. Kantzoner mot öppen mark undviks och duvhöken, som är beroende av insynsskyddade boplatser, är därför känsligare för slutavverkning än flera andra rovfåglar. Friställande av boträd eller avverkning så att boplatsen blir exponerad mot öppen mark, medför att platsen överges. Eftersom duvhöken helst häckar i gammal skog, är dess häckningsplatser i princip alltid mer eller mindre hotade av skogsbruk och avverkningar (SLU Artdatabanken, 2026; Skogsstyrelsen 2016).</w:t>
+      </w:r>
+    </w:p>
+    <w:p>
+      <w:r>
+        <w:rPr>
+          <w:b/>
+        </w:rPr>
+        <w:t>Entita (NT, §4)</w:t>
+      </w:r>
+      <w:r>
+        <w:t xml:space="preserve">, rödlistad som nära hotad och prioriterad art i Skogsvårdslagen, har häckningsrevir i anmälan. Minskningstakten innevarande 10-årsperiod beräknas till 20 (10–30) % och bedöms vara nära gränsvärdet för Sårbar (VU). Entitan är ortstrogen och reviret är i genomsnitt omkring 5 hektar, ibland uppåt 20 hektar stort. Entitan är en utpräglad lövskogsfågel som föredrar flerskiktade, gärna högvuxna skogar med inslag av äldre träd och välutvecklat buskskikt. Även alkärr med videsnår hör till de miljöer som utnyttjas. Arten häckar ofta i skogar som är svagt eller inte alls påverkade av skogsbruk, ofta rör det sig om värdekärnor med höga naturvärden. Entitan missgynnas av konventionellt skogsbruk och dess ortstrohet och dåliga spridningsförmåga gör den känslig för fragmentering. Entita är typisk art för </w:t>
+      </w:r>
+      <w:r>
+        <w:rPr>
+          <w:i/>
+        </w:rPr>
+        <w:t>9080 Lövsumpskog</w:t>
+      </w:r>
+      <w:r>
+        <w:t xml:space="preserve"> (Skogsstyrelsen, 2016, SLU Artdatabanken, 2021).</w:t>
+      </w:r>
+    </w:p>
+    <w:p>
+      <w:r>
+        <w:rPr>
+          <w:b/>
+        </w:rPr>
+        <w:t>Kungsörn (NT, §4)</w:t>
+      </w:r>
+      <w:r>
+        <w:t xml:space="preserve"> är rödlistad som nära hotad och upptagen i bilaga 1 EU:s fågeldirektiv. Boträd får inte avverkas och skyddande skog bör vid avverkning alltid sparas runt örnbon, även runt s.k. alternativbon. Som utgångspunkt vid bedömning av hur mycket skog som skall lämnas runt boträdet bör 200 meters radie gälla. Under häckningsperioden (1 januari till 31 augusti) är kungsörnen störningskänslig och inga skogsbruksåtgärder eller andra störande verksamheter får förekomma närmare än 500 m från boet under den tiden. Arealen på det sparade skogspartiet kan uppgå till åtskilliga tiotals hektar beroende på t.ex. topografi, vindexponering och insyn. Det är även värdefullt om sammanhängande skog kan lämnas i någon riktning. Avverkning av gammelskog i bergsbranter och annan svår terräng måste undvikas (SLU Artdatabanken, 2024; Skogsstyrelsen, 2016).</w:t>
+      </w:r>
+    </w:p>
+    <w:p>
+      <w:r>
+        <w:rPr>
+          <w:b/>
+        </w:rPr>
+        <w:t xml:space="preserve">Motaggsvamp (NT) </w:t>
+      </w:r>
+      <w:r>
+        <w:t xml:space="preserve">bildar mykorrhiza med tall i tallskog och hittas huvudsakligen i äldre, glesare skogsbestånd och hällmarksimpediment. Arten hotas främst av skogsavverkning och tycks försvinna efter slutavverkning, markberedning och plantering. Motaggsvamp är typisk art för </w:t>
+      </w:r>
+      <w:r>
+        <w:rPr>
+          <w:i/>
+        </w:rPr>
+        <w:t>9010 Taiga</w:t>
+      </w:r>
+      <w:r>
+        <w:t xml:space="preserve"> (SLU Artdatabanken, 2024).</w:t>
+      </w:r>
+    </w:p>
+    <w:p>
+      <w:r>
+        <w:rPr>
+          <w:b/>
+        </w:rPr>
+        <w:t>Nötkråka (NT, §4)</w:t>
+      </w:r>
+      <w:r>
+        <w:t xml:space="preserve"> är uppdelad på de två underarterna tjocknäbbad nötkråka (NT) som häckar i mossrik granskog med närbelägna hasselbestånd i södra och mellersta Sverige samt smalnäbbad nötkråka som är specialiserad på sibirisk cembratall i norra Sverige. Minskningstakten, som framför allt rör den tjocknäbbade nötkråkan (NT), har uppgått till 25 (10–40) % under de senaste 15 åren och bedöms vara nära gränsvärdet för sårbar (VU). Minskningen avser förekomstarea, kvalitén på artens habitat (minskad förekomst av hassel och försämrade häckningsmiljöer i barrskog) och antalet reproduktiva individer. Reviren har en storlek på 12–15 hektar och den häckar i mossrik äldre granskog med närbelägna hasselbestånd inom 5–6 km avstånd från häckningsområdet.</w:t>
+      </w:r>
+    </w:p>
+    <w:p>
+      <w:r>
+        <w:t xml:space="preserve">Avverkning, gallring och röjning av såväl granskog i häckningsreviret som hassel i födosöksområdena missgynnar nötkråkan kraftigt och det kan ta åtskilliga decennier innan skogen åter blir lämplig för häckning. För att säkerställa existensen för den tjocknäbbade nötkråkan bör de förekomster av hassel, som nu visat sig tillräckliga för nötkråkan, bevaras. Hasselbuskar bör inte huggas ned i hagmarker eller intill åkrar där nötkråkor födosöker, eftersom dessa fristående buskar ger betydligt mer nötter än hasselbuskar som står i skog. Likaså är bevarande av nuvarande karaktär hos sådan granskog, som nu genom angränsande hasselförekomst visat sig kunna hysa en nötkråkestam, nödvändig. Nötkråka är typisk art för </w:t>
+      </w:r>
+      <w:r>
+        <w:rPr>
+          <w:i/>
+        </w:rPr>
+        <w:t>9010 Taiga</w:t>
+      </w:r>
+      <w:r>
+        <w:t xml:space="preserve"> (SLU Artdatabanken, 2026; Skogsstyrelsen, 2016).</w:t>
+      </w:r>
+    </w:p>
+    <w:p>
+      <w:r>
+        <w:rPr>
+          <w:b/>
+        </w:rPr>
+        <w:t>Talltita (NT, §4)</w:t>
+      </w:r>
+      <w:r>
+        <w:t>, rödlistad som nära hotad och prioriterad art i Skogsvårdslagen, har häckningsrevir i anmälan. Arten har minskat kraftigt de senaste 30 åren och minskningstakten innevarande 10-årsperiod beräknas till 20 (10–30) %. Talltitan är synnerligen trogen sitt cirka 15 hektar stora revir och är beroende av flerskiktade olikåldriga skogar för att kunna föda upp sina ungar. Talltitan försvinner om dess livsmiljö kalavverkas (Eggers &amp; Low, 2014; Ekman, 1979; Griesser et al, 2007; Klein, 2020; Siffczyk et al, 2003; SLU Artdatabanken, 2021).</w:t>
+      </w:r>
+    </w:p>
+    <w:p>
+      <w:r>
+        <w:rPr>
+          <w:b/>
+        </w:rPr>
+        <w:t>Bergfink (§4)</w:t>
+      </w:r>
+      <w:r>
+        <w:t xml:space="preserve"> häckar i barr- och blandskog samt i fjällbjörkskog. Den förekommer i Norrland, västra Dalarna och norra Värmland samt sparsamt till sällsynt vidare söderut till mellersta Värmland, norra Västmanland och södra Gästrikland. Bergfink är typisk art för </w:t>
+      </w:r>
+      <w:r>
+        <w:rPr>
+          <w:i/>
+        </w:rPr>
+        <w:t>9040 Fjällbjörkskog</w:t>
+      </w:r>
+      <w:r>
+        <w:t xml:space="preserve"> (SLU Artdatabanken, 2025).</w:t>
+      </w:r>
+    </w:p>
+    <w:p>
+      <w:r>
+        <w:rPr>
+          <w:b/>
+        </w:rPr>
+        <w:t>Spillkråka (§4)</w:t>
+      </w:r>
+      <w:r>
+        <w:t xml:space="preserve"> omfattas av bilaga 1 i EU:s fågeldirektiv och är typisk art för </w:t>
+      </w:r>
+      <w:r>
+        <w:rPr>
+          <w:i/>
+        </w:rPr>
+        <w:t xml:space="preserve">9010 Taiga </w:t>
+      </w:r>
+      <w:r>
+        <w:t>och</w:t>
+      </w:r>
+      <w:r>
+        <w:rPr>
+          <w:i/>
+        </w:rPr>
+        <w:t xml:space="preserve"> 9740 Skogsbevuxen myr</w:t>
+      </w:r>
+      <w:r>
+        <w:t>. Den behöver grova träd, främst tall, asp och bok som boträd. Skogsbruk med korta omloppstider och täta, homogena ungskogar utgör det största hotet. Spillkråka är en nyckelart i skogliga miljöer vars övergivna bohål utnyttjas av flera andra hålhäckande fågelarter och fladdermöss, däribland pärluggla (EN, §4), knipa (§4), salskrake (§4) och skogsduva (§4). Hökuggla (VU, §4) och slaguggla (§4) häckar ofta i högstubbar som brutits av i höjd med ett gammalt spillkråkebo (SLU Artdatabanken, 2026; Skogsstyrelsen, 2016).</w:t>
+      </w:r>
+    </w:p>
+    <w:p>
+      <w:r>
+        <w:rPr>
+          <w:b/>
+        </w:rPr>
+        <w:t>Stenfalk (§4)</w:t>
+      </w:r>
+      <w:r>
+        <w:t xml:space="preserve"> är typisk art för </w:t>
+      </w:r>
+      <w:r>
+        <w:rPr>
+          <w:i/>
+        </w:rPr>
+        <w:t>9040 Fjällbjörkskog</w:t>
+      </w:r>
+      <w:r>
+        <w:t xml:space="preserve"> och omfattas av bilaga 1 EU:s fågeldirektiv. Den förekommer främst i fjällen men häckar även i gles barrskog i Norrlands inland. Arten lever i stor utsträckning på småfåglar och vadare som den fångar i öppna miljöer. I skogslandet påträffas därför en majoritet av boplatserna i anslutning till större myrar och hyggen. Stenfalken häckar i gles skog, ofta i tall eller en björk belägen så att falkarna har bra utsikt från boet. På Öland häckar den i kråkbon i mer eller mindre solitära granar ute på alvaret. Hänsyn ska främst tas mot boplatser (bon som används och alternativbon) och under perioden 1 april−31 juli ska inga skogliga åtgärder ske inom 200 meter från bebodda bon</w:t>
+      </w:r>
+      <w:r>
+        <w:rPr>
+          <w:i/>
+        </w:rPr>
+        <w:t xml:space="preserve"> </w:t>
+      </w:r>
+      <w:r>
+        <w:t>(SLU Artdatabanken, 2026; Skogsstyrelsen, 2016).</w:t>
+      </w:r>
+    </w:p>
+    <w:p>
+      <w:r>
+        <w:rPr>
+          <w:b/>
+        </w:rPr>
+        <w:t>Tjäder (§4)</w:t>
+      </w:r>
+      <w:r>
+        <w:t xml:space="preserve"> omfattas av bilaga 1 och 2 EU:s fågeldirektiv och är typisk art för </w:t>
+      </w:r>
+      <w:r>
+        <w:rPr>
+          <w:i/>
+        </w:rPr>
+        <w:t xml:space="preserve">9010 Taiga </w:t>
+      </w:r>
+      <w:r>
+        <w:t xml:space="preserve">och </w:t>
+      </w:r>
+      <w:r>
+        <w:rPr>
+          <w:i/>
+        </w:rPr>
+        <w:t>9740 Skogsbevuxen myr</w:t>
+      </w:r>
+      <w:r>
+        <w:t>. Tjädern är en utpräglad skogsfågel knuten till större sammanhängande barrskogsområden. Tupparna och hönorna utnyttjar till viss del olika miljöer, och habitatvalet varierar dessutom mellan olika delar av året. För att det ska finnas livskraftiga tjäderbestånd krävs funktionella skogslandskap med en blandning av uppvuxen, gles och luckig skog, täta sumpskogar, myrar och andra små våtmarker. Arten försvinner när skogen fragmenteras och den sammanlagda arealen hyggen och andra öppna områden blir för stor. Ett småskaligt och försiktigt virkesuttag genom hyggesfria metoder kan i vissa fall vara möjligt i området inom 200 m från lekcentrum. Längre ut från lekcentrum, inom 200–500 m bör den avverkade ytan inte överskrida 1 hektar för att undvika alltför stora och snabba förändringar (Skogsstyrelsen, 2019; SLU Artdatabanken, 2024).</w:t>
+      </w:r>
+    </w:p>
+    <w:p>
+      <w:r>
+        <w:rPr>
+          <w:b/>
+        </w:rPr>
+        <w:t>Fiskgjuse (§4)</w:t>
+      </w:r>
+      <w:r>
+        <w:t xml:space="preserve"> är fridlyst enligt 4§ artskyddsförordningen och upptagen i bilaga 1 EU:s fågeldirektiv. Den bygger vanligen sitt stora risbo i toppen av en plattkronad, kraftig tall (&gt;90%) med utsikt över omgivningen. Skogsavverkningar utan hänsyn till bevarandet av fiskgjusens boträd och häckningsbiotop utgör en fara genom att tillgången på lämpliga träd minskar. Lämna en skyddszon kring boplatser vid avverkning eller gallring. Boträdets placering styr behovet av skyddszon vilket måste bedömas från fall till fall, men skyddszonen bör vara tillräckligt bred för att behålla skydd mot insyn, erbjuda lämpliga sittplatser och förhindra att boträdet blåser ner. Avstå från skogsbruksåtgärder i hänsynskrävande miljöer, som på uddar eller öar med äldre skog eller hällmarkstallskog där det häckar fiskgjuse. Gör naturvårdsavsättningar i äldre skog i lämpliga områden för fiskgjuse, t.ex. på uddar och i hällmarksområden (SLU Artdatabanken, 2024; Skogsstyrelsen, 2016).</w:t>
+      </w:r>
+    </w:p>
+    <w:p>
+      <w:r>
+        <w:rPr>
+          <w:b/>
+        </w:rPr>
+        <w:t>Havsörn (§4)</w:t>
+      </w:r>
+      <w:r>
+        <w:t xml:space="preserve"> omfattas av bilaga 1 EU:s fågeldirektiv. Skyddandet av befintliga bon måste upprätthållas och i samband med skogsavverkning bör en skyddszon på minst 100 meters radie runt boplatsen lämnas intakt. Under häckningsperioden (1 januari till 15 augusti) är havsörnen störningskänslig och inga skogsbruksåtgärder eller annan störande verksamhet får förekomma närmare än 500 m från boet under den tiden. För att åstadkomma en succession av lämpliga boträd för kommande generationer av havsörnar behöver ett betydligt större antal s.k. evighetsträd sparas vid avverkningar redan idag (SLU Artdatabanken, 2026; Skogsstyrelsen, 2016).</w:t>
+      </w:r>
+    </w:p>
+    <w:p>
+      <w:r>
+        <w:rPr>
+          <w:b/>
+        </w:rPr>
+        <w:t>Röd glada (§4)</w:t>
+      </w:r>
+      <w:r>
+        <w:t xml:space="preserve"> är fridlyst enligt 4§ artskyddsförordningen och upptagen i bilaga 1 EU:s fågeldirektiv. Den häckar gärna i omväxlande landskap med mosaik av öppna marker och skogar. Tidigare studier har visat en förkärlek för att häcka nära sjöar, och häckningsframgången var också högre hos par som häckade nära vatten. Boet läggs i träd, ofta högt och vanligen nära skogsbryn. Missgynnas av skogliga åtgärder som lämnar boet allt för exponerat, främst genom för smala skyddszoner och för omfattande gallring. Lämna en skyddszon kring boplatser vid avverkning eller andra skogliga åtgärder. Bredden på skyddszonen beror på platsen, men som tumregel ska den ska vara så bred att boplatsen inte är väsentligt mer exponerad för insyn än tidigare. Spara samtliga träd med större risbon, även sådana där boet ser obebott ut. Avstå att avverka äldre lövdominerade bestånd, främst i anslutning till öppen jordbruksmark (SLU Artdatabanken, 2024; Skogsstyrelsen, 2016).</w:t>
+      </w:r>
+    </w:p>
+    <w:p>
+      <w:pPr>
+        <w:pStyle w:val="Heading1"/>
+      </w:pPr>
+      <w:r>
+        <w:t>EU:s fågeldirektiv</w:t>
+      </w:r>
+    </w:p>
+    <w:p>
+      <w:r>
+        <w:t xml:space="preserve">Europeiska unionens medlemsländer är skyldiga att agera i enlighet med EU:s fågeldirektiv där det uttryckligen står att direktivet gäller för fåglar samt för deras ägg, bon och </w:t>
       </w:r>
       <w:r>
         <w:rPr>
@@ -132,76 +418,235 @@
       </w:r>
     </w:p>
     <w:p>
+      <w:pPr>
+        <w:pStyle w:val="Heading1"/>
+      </w:pPr>
+      <w:r>
+        <w:t>Typiska arter och EU:s art- och habitatdirektiv</w:t>
+      </w:r>
+    </w:p>
+    <w:p>
+      <w:r>
+        <w:t>Typiska arter används för att lokalisera områden med gynnsam bevarandestatus för de naturtyper som är listade i EU:s art- och habitatdirektiv. Ett exempel är Västlig taiga (EU-kod 9010) som saknar gynnsam bevarandestatus och minskar starkt som naturtyp i Sverige. Naturvårdsverket skriver i sin vägledning för Västlig taiga att dylika miljöer förutsätter normalt att skogarna skyddas långsiktigt, eftersom skogsbruk inte är förenligt med bevarande av naturtypen i gynnsamt tillstånd (Naturvårdsverket, 2011).</w:t>
+      </w:r>
+    </w:p>
+    <w:p>
+      <w:r>
+        <w:t>Följande typiska arter har sina livsmiljöer och växtplatser i den avverkningsanmälda skogen: entita (NT, T, §4), motaggsvamp (NT, T), nötkråka (NT, T, §4), bergfink (T, §4), spillkråka (T, §4), stenfalk (T, §4) och tjäder (T, §4).</w:t>
+      </w:r>
+    </w:p>
+    <w:p>
+      <w:r>
+        <w:t>Enligt Sveriges Artikel 17 rapportering 2013 och 2019 till EU, har naturtypen Västlig taiga (9010) dålig bevarandestatus med negativ trend inom Sveriges boreala region. Skogsbruksåtgärder som avverkning, röjning och gallring pekas ut som några av de främst bidragande orsakerna till naturtypens dåliga status och negativa trend (SLU Artdatabanken, 2019). I EU:s uppföljning av tillståndet för naturtyperna i Skandinavien 2013 – 2018 framgår det att i den boreala regionen är tillståndet så dåligt för Västlig taiga (9010) att habitatet löper allvarlig risk att försvinna regionalt (EEA, 2022). Det allvarliga läget för den biologiska mångfalden i skogen framhålls även i Skogsstyren rapport 2026/07:</w:t>
+      </w:r>
+    </w:p>
+    <w:p>
+      <w:r>
+        <w:rPr>
+          <w:i/>
+        </w:rPr>
+        <w:t>"All avverkning av kända skogliga värdekärnor och sannolika kontinuitetsskogar behöver upphöra för att fylla bristen om 1,56 miljoner hektar bevarad livsmiljötyp. På grund av begränsade kvarvarande arealer av värdekärnor, naturskogar och kontinuitetsskogar leder fortsatt förlust av dessa till en påtaglig risk för långsiktigt negativa effekter för biologisk mångfald i skogslandskapet. Att de återstående arealerna bevaras och ges ett långsiktigt skydd bedöms därför vara av avgörande betydelse."</w:t>
+      </w:r>
+      <w:r>
+        <w:t xml:space="preserve"> (Skogsstyrelsen, 2026).</w:t>
+      </w:r>
+    </w:p>
+    <w:p>
+      <w:r>
+        <w:t>Trots detta har statusen för Västlig taiga ändrats till otillräcklig i stället för dålig i den senaste Artikel 17 rapporteringen 2025. Av Naturvårdsverkets rapport framgår det dock att de ändrade statusbedömningarna jämfört med rapporteringen 2019 inte beror på faktiska miljöförändringar. Ändringarna är av teknisk karaktär och främst en följd av resultaten från genomförda regeringsuppdrag och beslut inför rapporteringen 2025. Det är alltså politisk styrning i stället för faktiska förhållanden i naturen som ändrat på naturtypernas status i rapporteringen, vilket rimmar dåligt med såväl art- och habitatdirektivets syften och mål som med naturrestaureringsförordningen. I praktiken har dock Sveriges nya sätt att rapportera bevarandestatus till EU inte någon betydelse eftersom Naturvårdsverkets rapportering 2025 visar att Västlig taiga</w:t>
+      </w:r>
       <w:r>
         <w:rPr>
           <w:b/>
         </w:rPr>
-        <w:t>Bergfink (§4)</w:t>
-      </w:r>
-      <w:r>
-        <w:t xml:space="preserve"> häckar i barr- och blandskog samt i fjällbjörkskog. Den förekommer i Norrland, västra Dalarna och norra Värmland samt sparsamt till sällsynt vidare söderut till mellersta Värmland, norra Västmanland och södra Gästrikland. Bergfink är typisk art för </w:t>
+        <w:t xml:space="preserve"> </w:t>
+      </w:r>
+      <w:r>
+        <w:t>inte har gynnsam bevarandestatus.</w:t>
+      </w:r>
+    </w:p>
+    <w:p>
+      <w:r>
+        <w:t>Åtgärder som vidtas i enlighet med art- och habitatdirektivet ska enligt Artikel 2 syfta till att bibehålla eller återställa en gynnsam bevarandestatus hos livsmiljöer samt arter och vilda djur och växter av gemenskapsintresse. Enligt prejudikat från EU-domstolen ska en skogsbruksverksamhet utföras på ett sådant sätt som utgör ett förebyggande och hållbart skogsbruk för att betraktas som förenlig med bevarandekraven i direktivet (se EU-domstolens dom i de förenade målen C 473-19 och C 474-19).</w:t>
+      </w:r>
+    </w:p>
+    <w:p>
+      <w:r>
+        <w:t xml:space="preserve">Av artikel 1.e samma direktiv framgår att en livsmiljös bevarandestatus anses " gynnsam" när — dess naturliga utbredningsområde och de ytor den täcker inom detta område är stabila eller ökande, och — den särskilda struktur och de särskilda funktioner som är nödvändiga för att den skall kunna bibehållas på lång sikt finns, och sannolikt kommer att finnas under en överskådlig framtid, och — bevarandestatusen hos dess </w:t>
+      </w:r>
+      <w:r>
+        <w:rPr>
+          <w:b/>
+        </w:rPr>
+        <w:t>typiska arter</w:t>
+      </w:r>
+      <w:r>
+        <w:t xml:space="preserve"> är gynnsam enligt definitionen i artikel 1.i.</w:t>
+      </w:r>
+    </w:p>
+    <w:p>
+      <w:r>
+        <w:t>EU-direktiv är bindande för EU:s medlemsländer varvid det ankommer på Skogsstyrelsen som nationell tillsynsmyndighet att beakta syftet med EU:s art- och habitatdirektiv vid prövningen av en skogsbruksverksamhet, se Rådets direktiv 92/43/EEG. Se ytterligare information om EU:s livsmiljödirektiv i bilaga 2.</w:t>
+      </w:r>
+    </w:p>
+    <w:p>
+      <w:r>
+        <w:br w:type="page"/>
+      </w:r>
+    </w:p>
+    <w:p>
+      <w:pPr>
+        <w:pStyle w:val="Title"/>
+      </w:pPr>
+      <w:r>
+        <w:t>BILAGA 1 – Fridlysta arter</w:t>
+      </w:r>
+    </w:p>
+    <w:p>
+      <w:pPr>
+        <w:pStyle w:val="Heading1"/>
+      </w:pPr>
+      <w:r>
+        <w:t>Bivråk – ekologi samt krav på livsmiljön</w:t>
+      </w:r>
+    </w:p>
+    <w:p>
+      <w:r>
+        <w:t>Bivråk (NT, §4) ingår i bilaga 1 i EU:s fågeldirektiv och är prioriterad art i Skogsvårdslagen. Den har minskat med 2/3-delar sedan 1970-talet och under de senaste 30 åren har minskningstakten uppgått till 22.5 (15–30) %. Minskningstakten för den svenska populationen bedöms vara nära gränsvärdet för Sårbar (VU) (SLU Artdatabanken, 2026).</w:t>
+      </w:r>
+    </w:p>
+    <w:p>
+      <w:r>
+        <w:t>Arten häckar i tät, ogallrad skog på högproduktiv mark, i södra Sverige främst i lövskogsrika trakter, i Norrland till stor del i högproduktiv granskog, Födan består av getinglarver och -puppor, men även av fågelungar och groddjur. (SLU Artdatabanken, 2026).</w:t>
+      </w:r>
+    </w:p>
+    <w:p>
+      <w:r>
+        <w:t>En trolig delförklaring till minskande bivråksstammar är att det i dagens skogs- och jordbruksbygder finns ett sämre utbud av insektsrika biotoper jämfört med förhållandena för 20–40 år sedan. Minskad insektsrikedom innebär förmodligen en lägre täthet av sociala getingsamhällen och därmed sämre förutsättningar för bivråkens häckning. En allmän "</w:t>
       </w:r>
       <w:r>
         <w:rPr>
           <w:i/>
         </w:rPr>
-        <w:t>9040 Fjällbjörkskog</w:t>
-      </w:r>
-      <w:r>
-        <w:t xml:space="preserve"> (SLU Artdatabanken, 2025).</w:t>
-      </w:r>
-    </w:p>
-    <w:p>
-      <w:r>
-        <w:rPr>
-          <w:b/>
-        </w:rPr>
-        <w:t>Bivråk (NT, §4)</w:t>
-      </w:r>
-      <w:r>
-        <w:t xml:space="preserve"> ingår i bilaga 1 i EU:s fågeldirektiv och är prioriterad art i Skogsvårdslagen. Den har minskat med 2/3-delar sedan 1970-talet och under de senaste 30 åren har minskningstakten uppgått till 22.5 (15–30) %. Arten häckar i tät, ogallrad skog på högproduktiv mark, i södra Sverige främst i lövskogsrika trakter, i Norrland till stor del i högproduktiv granskog, Födan består av getinglarver och -puppor, men även av fågelungar och groddjur. Bivråken påverkas negativt av avverkning och omföring av lövträdsrika marker till täta produktionsskogar av barrträd samt av den allmänna "</w:t>
+        <w:t>förtorkning</w:t>
+      </w:r>
+      <w:r>
+        <w:t>" av landskapet (täckdikning, dikning av skogsmark etc.) liksom omföring av lövträdsrika marker till täta produktionsskogar av barrträd medför dessutom en försämrad förekomst av tättingar (trastar etc.) och grodor, vilket sannolikt påverkar bivråken negativt. (SLU Artdatabanken, 2026).</w:t>
+      </w:r>
+    </w:p>
+    <w:p>
+      <w:r>
+        <w:t>Bevara lövskogar och öka andelen löv i barrskog. Gallra inte i onödan och inte alls i sumpskog. Dika inte ut vattensamlingar, sumpskogar, alkärr eller andra våta miljöer. Kring alla boplatser ska det lämnas en skyddszon vid avverkning eller andra skogliga åtgärder. Som tumregel ska skyddszonen vara så bred att boet inte syns väl från öppen mark (SLU Artdatabanken, 2026; Skogsstyrelsen, 2016).</w:t>
+      </w:r>
+    </w:p>
+    <w:p>
+      <w:pPr>
+        <w:pStyle w:val="Heading2"/>
+      </w:pPr>
+      <w:r>
+        <w:t>Referenser – bivråk</w:t>
+      </w:r>
+    </w:p>
+    <w:p>
+      <w:r>
+        <w:t xml:space="preserve">Skogsstyrelsen, 2016. </w:t>
       </w:r>
       <w:r>
         <w:rPr>
           <w:i/>
         </w:rPr>
-        <w:t>förtorkningen</w:t>
-      </w:r>
-      <w:r>
-        <w:t>" av landskapet genom täckdikning, dikning av skogsmark etc. Bevara lövskogar och öka andelen löv i barrskog. Gallra inte i onödan och inte alls i sumpskog. Dika inte ut vattensamlingar, sumpskogar, alkärr eller andra våta miljöer. Kring alla boplatser ska det lämnas en skyddszon vid avverkning eller andra skogliga åtgärder. Som tumregel ska skyddszonen vara så bred att boet inte syns väl från öppen mark. Minskningstakten för den svenska populationen bedöms vara nära gränsvärdet för Sårbar (VU) (SLU Artdatabanken, 2026; Skogsstyrelsen, 2016).</w:t>
-      </w:r>
-    </w:p>
-    <w:p>
+        <w:t>Vägledning för hänsyn till bivråk.</w:t>
+      </w:r>
+    </w:p>
+    <w:p>
+      <w:r>
+        <w:t xml:space="preserve">SLU Artdatabanken, 2026. </w:t>
+      </w:r>
       <w:r>
         <w:rPr>
-          <w:b/>
+          <w:i/>
         </w:rPr>
-        <w:t>Brun glada (EN, §4)</w:t>
-      </w:r>
-      <w:r>
-        <w:t xml:space="preserve"> är rödlistad som starkt hotad (EN) och upptagen i bilaga 1 EU:s fågeldirektiv. Den häckar i skogs- och odlingslandskap, både i större skogsområden och små dungar. Boet läggs ofta högt i ett träd, i södra Sverige oftast i ett lövträd, i norr vanligen i en tall eller gran. Det svenska beståndet är mycket litet och kan därmed försvinna av slumpmässiga faktorer som enstaka dåliga häckningssäsonger eller dödlighet under flyttning och övervintring. Kända häcklokaler måste uppmärksammas vid skogsbruksåtgärder och all påverkan på boplatsen och dess omgivningar undvikas. Spara samtliga träd med större risbon, även sådana där boet ser obebott ut och lämna en tillräckligt bred skyddszon kring boplatser vid avverkning eller andra skogliga åtgärder. Bredden beror på platsen, men som tumregel ska den ska vara så bred att boplatsen inte är väsentligt mer exponerad för insyn än tidigare (SLU Artdatabanken, 2024; Skogsstyrelsen, 2016).</w:t>
-      </w:r>
-    </w:p>
-    <w:p>
+        <w:t xml:space="preserve">Artfaktablad. Naturvård – artfakta. </w:t>
+      </w:r>
+      <w:r>
+        <w:t>SLU Artdatabanken, Uppsala</w:t>
+      </w:r>
+    </w:p>
+    <w:p>
+      <w:pPr>
+        <w:pStyle w:val="Heading1"/>
+      </w:pPr>
+      <w:r>
+        <w:t>Duvhök – ekologi samt krav på livsmiljön</w:t>
+      </w:r>
+    </w:p>
+    <w:p>
+      <w:r>
+        <w:t>Duvhök (NT, §4) är rödlistad som nära hotad och fridlyst enligt 4§ artskyddsförordningen. Arten har minskat med 15 (0–30) % under de senaste 18 åren och minskningstakten för den svenska populationen bedöms vara nära gränsvärdet för sårbar (VU). Bedömningen baseras på direkt observation, ett för arten lämpligt abundansindex och minskad geografisk utbredning och/eller försämrad habitatkvalitet (allt yngre och tätare skogar vilket försvårar för boplacering samt missgynnar jaktmöjligheterna) (SLU Artdatabanken, 2026).</w:t>
+      </w:r>
+    </w:p>
+    <w:p>
+      <w:r>
+        <w:t>Duvhöken är starkt bunden till skogsmark, såväl för häckning som födosök. Den påträffas oftast i större skogsområden med äldre skog, men kan ibland även häcka i dungar i områden dominerade av öppen mark. De gamla fåglarna är i huvudsak stationära i sina revir. Duvhöken jagar helst inne i äldre skog och missgynnas av stora hyggen och täta planteringar (Skogsstyrelsen, 2016).</w:t>
+      </w:r>
+    </w:p>
+    <w:p>
+      <w:r>
+        <w:t>Boet läggs inne i tät, oftast äldre skog. Kantzoner mot öppen mark undviks och duvhöken är därför känsligare för slutavverkning än flera andra rovfåglar. Boträdet måste vara grovgrenigt och är oftast en äldre gran eller tall, i sydligaste Sverige är bok vanligt. Duvhöken är beroende av insynsskyddade boplatser. Friställande av boträd eller avverkning så att boplatsen är exponerad mot öppen mark, medför att platsen överges. Samma bo kan användas flera år i rad, men likt andra rovfåglar har den normalt ett eller flera alternativa bon (Skogsstyrelsen, 2016). Eftersom duvhöken helst häckar i gammal skog, är dess häckningsplatser i princip alltid mer eller mindre hotade av skogsbruk och avverkningar (SLU Artdatabanken, 2026).</w:t>
+      </w:r>
+    </w:p>
+    <w:p>
+      <w:r>
+        <w:t>Den viktigaste begränsande faktorn för duvhökspopulationen i stort är födan och ett allvarligare problem är därför den av skogsbruket orsakade storskaliga omvandlingen och utarmningen av skogslandskapet, som kan påverka såväl duvhökens möjlighet att jaga som förekomsten av viktiga byten. Duvhökens jaktteknik gör den beroende av landskapets utformning och sammansättning och dess preferens för gammal skog tyder på att den är anpassad till att jaga i skog som är “lagom” tät. I öppnare biotoper, till exempel hyggen, kommer dess jaktteknik inte till sin rätt och i tätare biotoper, t.ex. ungskogar, har den relativt stora duvhöken svårt att manövrera (SLU Artdatabanken, 2026).</w:t>
+      </w:r>
+    </w:p>
+    <w:p>
+      <w:pPr>
+        <w:pStyle w:val="Heading2"/>
+      </w:pPr>
+      <w:r>
+        <w:t>Referenser – duvhök</w:t>
+      </w:r>
+    </w:p>
+    <w:p>
+      <w:r>
+        <w:t xml:space="preserve">Skogsstyrelsen, 2016. </w:t>
+      </w:r>
       <w:r>
         <w:rPr>
-          <w:b/>
+          <w:i/>
         </w:rPr>
-        <w:t>Duvhök (NT, §4)</w:t>
-      </w:r>
-      <w:r>
-        <w:t>, som är rödlistad som nära hotad, har minskat med 15 (0–30) % under de senaste 18 åren och minskningstakten för den svenska populationen bedöms vara nära gränsvärdet för sårbar (VU). Arten är starkt bunden till skogsmark och jagar helst inne i äldre skog. Den missgynnas av stora hyggen och täta planteringar. De gamla fåglarna är i huvudsak stationära i sina revir och boet läggs inne i tät, oftast äldre skog. Kantzoner mot öppen mark undviks och duvhöken, som är beroende av insynsskyddade boplatser, är därför känsligare för slutavverkning än flera andra rovfåglar. Friställande av boträd eller avverkning så att boplatsen blir exponerad mot öppen mark, medför att platsen överges. Eftersom duvhöken helst häckar i gammal skog, är dess häckningsplatser i princip alltid mer eller mindre hotade av skogsbruk och avverkningar (SLU Artdatabanken, 2026; Skogsstyrelsen 2016).</w:t>
-      </w:r>
-    </w:p>
-    <w:p>
+        <w:t xml:space="preserve">Duvhök – Vägledning för hänsyn till fåglar. </w:t>
+      </w:r>
+      <w:r>
+        <w:t>https://www.skogsstyrelsen.se/globalassets/lag-och-tillsyn/artskydd/vagledningar-for-hansyn-till-faglar/duvhok-vagledning-hansyn2.pdf</w:t>
+      </w:r>
+    </w:p>
+    <w:p>
+      <w:r>
+        <w:t xml:space="preserve">SLU Artdatabanken, 2026. </w:t>
+      </w:r>
       <w:r>
         <w:rPr>
-          <w:b/>
+          <w:i/>
         </w:rPr>
-        <w:t>Entita (NT, §4)</w:t>
-      </w:r>
-      <w:r>
-        <w:t xml:space="preserve">, rödlistad som nära hotad och prioriterad art i Skogsvårdslagen, har häckningsrevir i anmälan. Minskningstakten innevarande 10-årsperiod beräknas till 20 (10–30) % och bedöms vara nära gränsvärdet för Sårbar (VU). Entitan är ortstrogen och reviret är i genomsnitt omkring 5 hektar, ibland uppåt 20 hektar stort. Entitan är en utpräglad lövskogsfågel som föredrar flerskiktade, gärna högvuxna skogar med inslag av äldre träd och välutvecklat buskskikt. Även alkärr med videsnår hör till de miljöer som utnyttjas. Arten häckar ofta i skogar som är svagt eller inte alls påverkade av skogsbruk, ofta rör det sig om värdekärnor med höga naturvärden. Entitan missgynnas av konventionellt skogsbruk och dess ortstrohet och dåliga spridningsförmåga gör den känslig för fragmentering. Entita är typisk art för </w:t>
+        <w:t xml:space="preserve">Artfaktablad. Naturvård – artfakta. </w:t>
+      </w:r>
+      <w:r>
+        <w:t>SLU Artdatabanken, Uppsala</w:t>
+      </w:r>
+    </w:p>
+    <w:p>
+      <w:pPr>
+        <w:pStyle w:val="Heading1"/>
+      </w:pPr>
+      <w:r>
+        <w:t>Entita – ekologi samt krav på livsmiljön</w:t>
+      </w:r>
+    </w:p>
+    <w:p>
+      <w:r>
+        <w:t xml:space="preserve">Entita (NT, §4) är rödlistad som nära hotad, fridlyst och prioriterad art enligt Skogsvårdslagen. Den omfattas av EU:s fågeldirektiv och är typisk art för </w:t>
       </w:r>
       <w:r>
         <w:rPr>
@@ -210,98 +655,255 @@
         <w:t>9080 Lövsumpskog</w:t>
       </w:r>
       <w:r>
-        <w:t xml:space="preserve"> (Skogsstyrelsen, 2016, SLU Artdatabanken, 2021).</w:t>
-      </w:r>
-    </w:p>
-    <w:p>
-      <w:r>
-        <w:rPr>
-          <w:b/>
-        </w:rPr>
-        <w:t>Fiskgjuse (§4)</w:t>
-      </w:r>
-      <w:r>
-        <w:t xml:space="preserve"> är fridlyst enligt 4§ artskyddsförordningen och upptagen i bilaga 1 EU:s fågeldirektiv. Den bygger vanligen sitt stora risbo i toppen av en plattkronad, kraftig tall (&gt;90%) med utsikt över omgivningen. Skogsavverkningar utan hänsyn till bevarandet av fiskgjusens boträd och häckningsbiotop utgör en fara genom att tillgången på lämpliga träd minskar. Lämna en skyddszon kring boplatser vid avverkning eller gallring. Boträdets placering styr behovet av skyddszon vilket måste bedömas från fall till fall, men skyddszonen bör vara tillräckligt bred för att behålla skydd mot insyn, erbjuda lämpliga sittplatser och förhindra att boträdet blåser ner. Avstå från skogsbruksåtgärder i hänsynskrävande miljöer, som på uddar eller öar med äldre skog eller hällmarkstallskog där det häckar fiskgjuse. Gör naturvårdsavsättningar i äldre skog i lämpliga områden för fiskgjuse, t.ex. på uddar och i hällmarksområden (SLU Artdatabanken, 2024; Skogsstyrelsen, 2016).</w:t>
-      </w:r>
-    </w:p>
-    <w:p>
-      <w:r>
-        <w:rPr>
-          <w:b/>
-        </w:rPr>
-        <w:t>Havsörn (§4)</w:t>
-      </w:r>
-      <w:r>
-        <w:t xml:space="preserve"> omfattas av bilaga 1 EU:s fågeldirektiv. Skyddandet av befintliga bon måste upprätthållas och i samband med skogsavverkning bör en skyddszon på minst 100 meters radie runt boplatsen lämnas intakt. Under häckningsperioden (1 januari till 15 augusti) är havsörnen störningskänslig och inga skogsbruksåtgärder eller annan störande verksamhet får förekomma närmare än 500 m från boet under den tiden. För att åstadkomma en succession av lämpliga boträd för kommande generationer av havsörnar behöver ett betydligt större antal s.k. evighetsträd sparas vid avverkningar redan idag (SLU Artdatabanken, 2026; Skogsstyrelsen, 2016).</w:t>
-      </w:r>
-    </w:p>
-    <w:p>
-      <w:r>
-        <w:rPr>
-          <w:b/>
-        </w:rPr>
-        <w:t>Kungsörn (NT, §4)</w:t>
-      </w:r>
-      <w:r>
-        <w:t xml:space="preserve"> är rödlistad som nära hotad och upptagen i bilaga 1 EU:s fågeldirektiv. Boträd får inte avverkas och skyddande skog bör vid avverkning alltid sparas runt örnbon, även runt s.k. alternativbon. Som utgångspunkt vid bedömning av hur mycket skog som skall lämnas runt boträdet bör 200 meters radie gälla. Under häckningsperioden (1 januari till 31 augusti) är kungsörnen störningskänslig och inga skogsbruksåtgärder eller andra störande verksamheter får förekomma närmare än 500 m från boet under den tiden. Arealen på det sparade skogspartiet kan uppgå till åtskilliga tiotals hektar beroende på t.ex. topografi, vindexponering och insyn. Det är även värdefullt om sammanhängande skog kan lämnas i någon riktning. Avverkning av gammelskog i bergsbranter och annan svår terräng måste undvikas (SLU Artdatabanken, 2024; Skogsstyrelsen, 2016).</w:t>
-      </w:r>
-    </w:p>
-    <w:p>
-      <w:r>
-        <w:rPr>
-          <w:b/>
-        </w:rPr>
-        <w:t>Nötkråka (NT, §4)</w:t>
-      </w:r>
-      <w:r>
-        <w:t xml:space="preserve"> är uppdelad på de två underarterna tjocknäbbad nötkråka (NT) som häckar i mossrik granskog med närbelägna hasselbestånd i södra och mellersta Sverige samt smalnäbbad nötkråka som är specialiserad på sibirisk cembratall i norra Sverige. Minskningstakten, som framför allt rör den tjocknäbbade nötkråkan (NT), har uppgått till 25 (10–40) % under de senaste 15 åren och bedöms vara nära gränsvärdet för sårbar (VU). Minskningen avser förekomstarea, kvalitén på artens habitat (minskad förekomst av hassel och försämrade häckningsmiljöer i barrskog) och antalet reproduktiva individer. Reviren har en storlek på 12–15 hektar och den häckar i mossrik äldre granskog med närbelägna hasselbestånd inom 5–6 km avstånd från häckningsområdet.</w:t>
-      </w:r>
-    </w:p>
-    <w:p>
-      <w:r>
-        <w:t xml:space="preserve">Avverkning, gallring och röjning av såväl granskog i häckningsreviret som hassel i födosöksområdena missgynnar nötkråkan kraftigt och det kan ta åtskilliga decennier innan skogen åter blir lämplig för häckning. För att säkerställa existensen för den tjocknäbbade nötkråkan bör de förekomster av hassel, som nu visat sig tillräckliga för nötkråkan, bevaras. Hasselbuskar bör inte huggas ned i hagmarker eller intill åkrar där nötkråkor födosöker, eftersom dessa fristående buskar ger betydligt mer nötter än hasselbuskar som står i skog. Likaså är bevarande av nuvarande karaktär hos sådan granskog, som nu genom angränsande hasselförekomst visat sig kunna hysa en nötkråkestam, nödvändig. Nötkråka är typisk art för </w:t>
+        <w:t>. Minskningstakten har uppgått till 20 (10–30) % under de senaste 10 åren och bedöms vara nära gränsvärdet för Sårbar (VU). (A2b) (SLU Artdatabanken, 2021).</w:t>
+      </w:r>
+    </w:p>
+    <w:p>
+      <w:r>
+        <w:t>Entitan är en utpräglad lövskogsfågel som påträffas i ädellövskogar, strandskogar, ekhagar, igenväxande hagmarker, lövdungar, parker och trädgårdar. Den föredrar flerskiktade, gärna högvuxna skogar med inslag av äldre träd och med ett välutvecklat buskskikt. Ek- och hasseldominerade skogar och dungar, samt alkärr med videsnår, hör till de miljöer som ofta utnyttjas. I sydligaste Sverige är bokskog en viktig miljö (Skogsstyrelsen, 2016).</w:t>
+      </w:r>
+    </w:p>
+    <w:p>
+      <w:r>
+        <w:t>Reviren är relativt stora för en småfågel, i genomsnitt omkring 5 hektar men de kan vara upp till 20 hektar. Entitan är en utpräglad stannfågel och rör sig inte långt från kläckningsplatsen; ungfåglarna sprider sig sällan mer än 5 km från födelseplatsen och etablerade fåglar lämnar därefter inte sitt revir (Skogsstyrelsen, 2016). Det häckande paret försvarar sitt revir året runt. De tillåter dock en grupp av ungfåglar att etablera sig inom deras revir och så bildas en vinterflock, vilket sker redan i juni månad. Även under kalla vintrar stannar entitan kvar inom sitt revir. Hittar man entitor vid sitt foderbord beror det på att fågelmatningen ligger inom ett entiterevir (SLU Artdatabanken, 2021). Arten är känslig för fragmentering och har svårt att etablera sig i isolerade skogsområden. Entitan är hålhäckare, men kan inte själv hacka fram sitt hål utan är beroende av miljöer som erbjuder naturliga hål (Skogsstyrelsen, 2016).</w:t>
+      </w:r>
+    </w:p>
+    <w:p>
+      <w:r>
+        <w:t>Arten häckar ofta i skogar som är svagt eller inte alls påverkade av skogsbruk. Särskilt i Svealand ofta i skogar som har höga naturvärden och utgör skogliga värdekärnor. Entitan missgynnas av konventionellt skogsbruk genom minskad förekomst av risiga, flerskiktade skogar liksom av avverkning av lövträdsrika kantzoner. Entitans ortstrohet och dåliga spridningsförmåga gör den känslig för fragmentering (Skogsstyrelsen, 2016).</w:t>
+      </w:r>
+    </w:p>
+    <w:p>
+      <w:pPr>
+        <w:pStyle w:val="Heading2"/>
+      </w:pPr>
+      <w:r>
+        <w:t>Referenser – entita</w:t>
+      </w:r>
+    </w:p>
+    <w:p>
+      <w:r>
+        <w:t xml:space="preserve">Skogsstyrelsen, 2016. </w:t>
       </w:r>
       <w:r>
         <w:rPr>
           <w:i/>
         </w:rPr>
-        <w:t>9010 Taiga</w:t>
-      </w:r>
-      <w:r>
-        <w:t xml:space="preserve"> (SLU Artdatabanken, 2026; Skogsstyrelsen, 2016).</w:t>
-      </w:r>
-    </w:p>
-    <w:p>
+        <w:t xml:space="preserve">Vägledning för hänsyn till entita. </w:t>
+      </w:r>
+      <w:r>
+        <w:t>https://www.skogsstyrelsen.se/globalassets/lag-och-tillsyn/artskydd/vagledningar-for-hansyn-till-faglar/entita-vagledning-hansyn2.pdf</w:t>
+      </w:r>
+    </w:p>
+    <w:p>
+      <w:r>
+        <w:t xml:space="preserve">SLU Artdatabanken, 2021. </w:t>
+      </w:r>
       <w:r>
         <w:rPr>
-          <w:b/>
+          <w:i/>
         </w:rPr>
-        <w:t>Pilgrimsfalk (VU, §4)</w:t>
-      </w:r>
-      <w:r>
-        <w:t xml:space="preserve"> är rödlistad som sårbar och är upptagen i bilaga 1 EU:s fågeldirektiv. Den har minskat med 17.5 (15–20) % under de senaste 18 åren och minskningstakten överstiger gränsvärdet för sårbar (VU). Pilgrimsfalken häckar i branta klippväggar, där boet läggs på en öppen, svåråtkomlig klipphylla. Många av de bebodda klippstupen gränsar till skogsmark. Markhäckningar förekommer relativt frekvent på stora, blöta myrar i Norrbottens län. Tidigare var häckningar i risbon, framför allt i fiskgjusebon, förhållandevis vanligt men förekommer numera sällan. Lämna en skyddszon med träd mot häckningsplatsen (klippbranten), så att häckningsmiljön behålls oförändrad. Eventuell skog i själva rasbranten lämnas orörd. Vid häckning i risbon, avstå från avverkning inom 100 meter från boet.  Hänsyn bör tas även till äldre, dokumenterade häckningsplatser även om de för tillfället inte är i bruk (SLU Artdatabanken, 2026; Skogsstyrelsen, 2016).</w:t>
-      </w:r>
-    </w:p>
-    <w:p>
+        <w:t xml:space="preserve">Artfaktablad. Naturvård – artfakta. </w:t>
+      </w:r>
+      <w:r>
+        <w:t>SLU Artdatabanken, Uppsala</w:t>
+      </w:r>
+    </w:p>
+    <w:p>
+      <w:pPr>
+        <w:pStyle w:val="Heading1"/>
+      </w:pPr>
+      <w:r>
+        <w:t>Kungsörn – ekologi samt krav på livsmiljön</w:t>
+      </w:r>
+    </w:p>
+    <w:p>
+      <w:r>
+        <w:t>Kungsörn är rödlistad som nära hotad (NT) och fridlyst enligt 4§ Artskyddsförordningen samt upptagen i bilaga 1 EU:s fågeldirektiv. Kungsörnen häckar i skogs- och fjällområden där den bygger stora risbon i grova träd eller på klipphyllor. Risboet är ca 1,5 m i diameter och i extremfall upp till 5 m högt, vanligtvis beläget i en kraftig tall eller i ett klippstup, ofta med utsikt över terrängen. Varje par har ofta flera alternativa boplatser inom sitt revir och dessa kan ligga åtskilliga kilometer från varandra (upp till 6,5 km konstaterat i Norge). Bon i träd placeras oftast på 2/3 höjd, mera sällan i eller nära toppen (SLU Artdatabanken, 2024).</w:t>
+      </w:r>
+    </w:p>
+    <w:p>
+      <w:r>
+        <w:t>I marker med medelgod bytestillgång är avståndet mellan etablerade par under naturliga förhållanden i genomsnitt cirka 10 km. I områden med gott om byten, som t.ex. i Skåne och Gotland men lokalt även i Norrland, kan avstånden vara betydligt kortare. Till exempel på Gotland har samtidiga häckningar skett i bon belägna endast lite drygt tre kilometer från varandra. I fattiga norrlandsskogar är medelavståndet mellan paren drygt 15 km. (SLU Artdatabanken, 2024).</w:t>
+      </w:r>
+    </w:p>
+    <w:p>
+      <w:r>
+        <w:t>Boträd får inte avverkas och skyddande skog bör vid avverkning alltid sparas runt örnbon, även runt s.k. alternativbon. Som utgångspunkt vid bedömning av hur mycket skog som skall lämnas runt boträdet bör 200 meters radie gälla. Under häckningsperioden (1 januari till 31 augusti) är kungsörnen störningskänslig och inga skogsbruksåtgärder eller annan störande berksamhet får förekomma närmare än 500 m från boet under den tiden. Arealen på det sparade skogspartiet kan uppgå till åtskilliga tiotals hektar beroende på t.ex. topografi, vindexponering och insyn. Det är även värdefullt om sammanhängande skog kan lämnas i någon riktning. Avverkning av gammelskog i bergsbranter och annan svår terräng måste undvikas (SLU Artdatabanken, 2024; Skogsstyrelsen, 2016).</w:t>
+      </w:r>
+    </w:p>
+    <w:p>
+      <w:r>
+        <w:t>Kungsörnen har på lång sikt en något osäker framtid på grund av den genomhuggning och kalavverkning av äldre, urskogsartade bestånd som fortfarande sker långt upp mot fjällområdena. Därvid kan brist på lämpliga boträd uppstå, likaså försämrad bytestillgång. Boträden, tallar i minst 95 % av fallen, bör vara kraftiga och i Norrland helst minst 200 år gamla. Medelåldern på 97 friska träd var 311 år vid en studie i Norrland 1975–1980. På Gotland har medelåldern på boträden konstaterats vara 145 år. Den gammelskog som i dagens läge finns kvar i Norrland hittas framför allt i svåravverkade, branta sluttningar i anslutning till berg, på blockrika berg, i eller i anslutning till raviner och sprickdalar eller på myrholmar. Eftersom ungefär halva den svenska kungsörnsstammen är beroende av lämpliga boträd skulle en mer omfattande avverkning i ovan nämnda terrängtyper troligen vara starkt negativ för artens fortbestånd. (SLU Artdatabanken, 2024).</w:t>
+      </w:r>
+    </w:p>
+    <w:p>
+      <w:pPr>
+        <w:pStyle w:val="Heading2"/>
+      </w:pPr>
+      <w:r>
+        <w:t>Referenser – kungsörn</w:t>
+      </w:r>
+    </w:p>
+    <w:p>
+      <w:r>
+        <w:t xml:space="preserve">Skogsstyrelsen, 2016. </w:t>
+      </w:r>
       <w:r>
         <w:rPr>
-          <w:b/>
+          <w:i/>
         </w:rPr>
-        <w:t>Röd glada (§4)</w:t>
-      </w:r>
-      <w:r>
-        <w:t xml:space="preserve"> är fridlyst enligt 4§ artskyddsförordningen och upptagen i bilaga 1 EU:s fågeldirektiv. Den häckar gärna i omväxlande landskap med mosaik av öppna marker och skogar. Tidigare studier har visat en förkärlek för att häcka nära sjöar, och häckningsframgången var också högre hos par som häckade nära vatten. Boet läggs i träd, ofta högt och vanligen nära skogsbryn. Missgynnas av skogliga åtgärder som lämnar boet allt för exponerat, främst genom för smala skyddszoner och för omfattande gallring. Lämna en skyddszon kring boplatser vid avverkning eller andra skogliga åtgärder. Bredden på skyddszonen beror på platsen, men som tumregel ska den ska vara så bred att boplatsen inte är väsentligt mer exponerad för insyn än tidigare. Spara samtliga träd med större risbon, även sådana där boet ser obebott ut. Avstå att avverka äldre lövdominerade bestånd, främst i anslutning till öppen jordbruksmark (SLU Artdatabanken, 2024; Skogsstyrelsen, 2016).</w:t>
-      </w:r>
-    </w:p>
-    <w:p>
+        <w:t xml:space="preserve">Vägledning för hänsyn till kungsörn. </w:t>
+      </w:r>
+      <w:r>
+        <w:t>Vägledningar och kunskapsstöd artskydd – Skogsstyrelsen</w:t>
+      </w:r>
+    </w:p>
+    <w:p>
+      <w:r>
+        <w:t xml:space="preserve">SLU Artdatabanken, 2024. </w:t>
+      </w:r>
       <w:r>
         <w:rPr>
-          <w:b/>
+          <w:i/>
         </w:rPr>
-        <w:t>Spillkråka (§4)</w:t>
-      </w:r>
-      <w:r>
-        <w:t xml:space="preserve"> omfattas av bilaga 1 i EU:s fågeldirektiv och är typisk art för </w:t>
+        <w:t xml:space="preserve">Artfaktablad. Naturvård – artfakta. </w:t>
+      </w:r>
+      <w:r>
+        <w:t>SLU Artdatabanken, Uppsala</w:t>
+      </w:r>
+    </w:p>
+    <w:p>
+      <w:pPr>
+        <w:pStyle w:val="Heading1"/>
+      </w:pPr>
+      <w:r>
+        <w:t>Talltita – ekologi samt krav på livsmiljön</w:t>
+      </w:r>
+    </w:p>
+    <w:p>
+      <w:r>
+        <w:t>Talltita är rödlistad som NT, fridlyst och prioriterad art i Skogsvårdslagen. Den omfattas av EU:s fågeldirektiv. Arten har minskat kraftigt de senaste 30 åren och minskningstakten innevarande 10-årsperiod beräknas till 20 (10–30) % (SLU Artdatabanken, 2022).</w:t>
+      </w:r>
+    </w:p>
+    <w:p>
+      <w:r>
+        <w:t>Talltita föredrar större sammanhängande barrskogar, och finns såväl i tallskog som granskog och i lövblandad barrskog. Skogens struktur är viktig och ska helst vara flerskiktad med riklig underväxt av mindre granar, björk och andra lövträd och buskar. Tillgång på murknande högstubbar är särskilt viktig, eftersom talltitan helst själv hackar ut sitt bohål (SLU Artdatabanken, 2022).</w:t>
+      </w:r>
+    </w:p>
+    <w:p>
+      <w:r>
+        <w:t>Det finns flera studier som visar att talltita är känslig för gallring och inte överlever när dess livsmiljö kalavverkas (Eggers and Low, 2014; Griesser et al., 2007; Klein, 2020). Talltitans revir är förhållandevis stora, 10–20 hektar och arten missgynnas när skogen fragmenteras. Kalavverkning av större delar av reviret innebär att det överges (Artdatabanken, 2021).</w:t>
+      </w:r>
+    </w:p>
+    <w:p>
+      <w:r>
+        <w:t>Talltitan är synnerligen trogen sitt revir så länge paret lever och biotopen förblir intakt. Paret stannar i sitt revir året om. En förlust av ett revir har därför en stor inverkan på den lokala populationen och trakthyggesbruket anses vara orsak till den svenska populationens kraftiga minskning. Talltiteparets revirtrohet innebär att närhelst under året man observerar en adult talltita så ingår denna plats i reviret (Siffczyk et al., 2003; Ekman, 1979).</w:t>
+      </w:r>
+    </w:p>
+    <w:p>
+      <w:pPr>
+        <w:pStyle w:val="Heading2"/>
+      </w:pPr>
+      <w:r>
+        <w:t>Referenser – talltita</w:t>
+      </w:r>
+    </w:p>
+    <w:p>
+      <w:r>
+        <w:t xml:space="preserve">Eggers, S., Low, M., 2014. </w:t>
+      </w:r>
+      <w:r>
+        <w:rPr>
+          <w:i/>
+        </w:rPr>
+        <w:t xml:space="preserve">Differential demographic responses of sympatric Parids to vegetation management in boreal forest. </w:t>
+      </w:r>
+      <w:r>
+        <w:t>For. Ecol. Manage. 319, 169–175.</w:t>
+      </w:r>
+    </w:p>
+    <w:p>
+      <w:r>
+        <w:t xml:space="preserve">Ekman, J., 1979. </w:t>
+      </w:r>
+      <w:r>
+        <w:rPr>
+          <w:i/>
+        </w:rPr>
+        <w:t xml:space="preserve">Coherence, composition and territories of winter social groups of the Willow Tit Parus montanus and the Crested Tit P. cristatus. </w:t>
+      </w:r>
+      <w:r>
+        <w:t>Ornis Scandinavica, 10, pp 56–68</w:t>
+      </w:r>
+    </w:p>
+    <w:p>
+      <w:r>
+        <w:t xml:space="preserve">Griesser, M., Nystrand, M., Eggers, S., Ekman, J., 2007. </w:t>
+      </w:r>
+      <w:r>
+        <w:rPr>
+          <w:i/>
+        </w:rPr>
+        <w:t xml:space="preserve">Impact of forestry practices on fitness correlates and population productivity in an open-nesting bird species. </w:t>
+      </w:r>
+      <w:r>
+        <w:t>Conserv. Biol. 21, 767–774. https://doi.org/10.1111/j.1523- 1739.2007.00675.x</w:t>
+      </w:r>
+    </w:p>
+    <w:p>
+      <w:r>
+        <w:t xml:space="preserve">Klein, J., 2020. </w:t>
+      </w:r>
+      <w:r>
+        <w:rPr>
+          <w:i/>
+        </w:rPr>
+        <w:t xml:space="preserve">The forgotten forest – On thinning, retention, and biodiversity in the boreal forest. </w:t>
+      </w:r>
+      <w:r>
+        <w:t>Doctoral Thesis No. 2020:50</w:t>
+      </w:r>
+    </w:p>
+    <w:p>
+      <w:r>
+        <w:t xml:space="preserve">Siffczyk, C., Brotons, L., Kangas, K., Orell, M., 2003. </w:t>
+      </w:r>
+      <w:r>
+        <w:rPr>
+          <w:i/>
+        </w:rPr>
+        <w:t xml:space="preserve">Home range size of willow tits. </w:t>
+      </w:r>
+      <w:r>
+        <w:t>Oecologica, 136, 635–642 (2003)</w:t>
+      </w:r>
+    </w:p>
+    <w:p>
+      <w:r>
+        <w:t xml:space="preserve">SLU Artdatabanken, 2021. </w:t>
+      </w:r>
+      <w:r>
+        <w:rPr>
+          <w:i/>
+        </w:rPr>
+        <w:t xml:space="preserve">Artfaktablad. Naturvård – artfakta. </w:t>
+      </w:r>
+      <w:r>
+        <w:t>SLU Artdatabanken, Uppsala</w:t>
+      </w:r>
+    </w:p>
+    <w:p>
+      <w:pPr>
+        <w:pStyle w:val="Heading1"/>
+      </w:pPr>
+      <w:r>
+        <w:t>Spillkråka – ekologi samt krav på livsmiljön</w:t>
+      </w:r>
+    </w:p>
+    <w:p>
+      <w:r>
+        <w:t xml:space="preserve">Spillkråka (§4) ingår i bilaga 1 EU:s fågeldirektiv och är typisk art för </w:t>
       </w:r>
       <w:r>
         <w:rPr>
@@ -319,58 +921,61 @@
         <w:t xml:space="preserve"> 9740 Skogsbevuxen myr</w:t>
       </w:r>
       <w:r>
-        <w:t>. Den behöver grova träd, främst tall, asp och bok som boträd. Skogsbruk med korta omloppstider och täta, homogena ungskogar utgör det största hotet. Spillkråka är en nyckelart i skogliga miljöer vars övergivna bohål utnyttjas av flera andra hålhäckande fågelarter och fladdermöss, däribland pärluggla (EN, §4), knipa (§4), salskrake (§4) och skogsduva (§4). Hökuggla (VU, §4) och slaguggla (§4) häckar ofta i högstubbar som brutits av i höjd med ett gammalt spillkråkebo (SLU Artdatabanken, 2026; Skogsstyrelsen, 2016).</w:t>
-      </w:r>
-    </w:p>
-    <w:p>
-      <w:r>
-        <w:rPr>
-          <w:b/>
-        </w:rPr>
-        <w:t>Stenfalk (§4)</w:t>
-      </w:r>
-      <w:r>
-        <w:t xml:space="preserve"> är typisk art för </w:t>
+        <w:t>. Den lever i både barr- och blandskog liksom i ren lövskog. De tätaste populationerna tenderar att finnas i äldre, variationsrik blandskog med gott om död ved och gamla träd. Varje par utnyttjar 400–1000 hektar skog beroende på skogens kvalitet. Skogsbruk med korta omloppstider och täta, homogena ungskogar utgör det största hotet (SLU Artdatabanken, 2026).</w:t>
+      </w:r>
+    </w:p>
+    <w:p>
+      <w:r>
+        <w:t>Spillkråka är en nyckelart i skogliga miljöer vars övergivna bohål utnyttjas av flera andra hålhäckande fågelarter och fladdermöss, däribland pärluggla (EN, §4), knipa (§4), salskrake (§4) och skogsduva (§4). Hökuggla (VU, §4) och slaguggla (§4) häckar ofta i högstubbar som brutits av i höjd med ett gammalt spillkråkebo (Skogsstyrelsen, 2016).</w:t>
+      </w:r>
+    </w:p>
+    <w:p>
+      <w:pPr>
+        <w:pStyle w:val="Heading2"/>
+      </w:pPr>
+      <w:r>
+        <w:t>Referenser – spillkråka</w:t>
+      </w:r>
+    </w:p>
+    <w:p>
+      <w:r>
+        <w:t xml:space="preserve">Skogsstyrelsen, 2016. </w:t>
       </w:r>
       <w:r>
         <w:rPr>
           <w:i/>
         </w:rPr>
-        <w:t>9040 Fjällbjörkskog</w:t>
-      </w:r>
-      <w:r>
-        <w:t xml:space="preserve"> och omfattas av bilaga 1 EU:s fågeldirektiv. Den förekommer främst i fjällen men häckar även i gles barrskog i Norrlands inland. Arten lever i stor utsträckning på småfåglar och vadare som den fångar i öppna miljöer. I skogslandet påträffas därför en majoritet av boplatserna i anslutning till större myrar och hyggen. Stenfalken häckar i gles skog, ofta i tall eller en björk belägen så att falkarna har bra utsikt från boet. På Öland häckar den i kråkbon i mer eller mindre solitära granar ute på alvaret. Hänsyn ska främst tas mot boplatser (bon som används och alternativbon) och under perioden 1 april−31 juli ska inga skogliga åtgärder ske inom 200 meter från bebodda bon</w:t>
+        <w:t xml:space="preserve">Vägledning för hänsyn till spillkråka. </w:t>
+      </w:r>
+      <w:r>
+        <w:t>Vägledningar och kunskapsstöd artskydd – Skogsstyrelsen.</w:t>
+      </w:r>
+    </w:p>
+    <w:p>
+      <w:r>
+        <w:t xml:space="preserve">SLU Artdatabanken, 2026. </w:t>
       </w:r>
       <w:r>
         <w:rPr>
           <w:i/>
         </w:rPr>
-        <w:t xml:space="preserve"> </w:t>
-      </w:r>
-      <w:r>
-        <w:t>(SLU Artdatabanken, 2026; Skogsstyrelsen, 2016).</w:t>
-      </w:r>
-    </w:p>
-    <w:p>
-      <w:r>
-        <w:rPr>
-          <w:b/>
-        </w:rPr>
-        <w:t>Talltita (NT, §4)</w:t>
-      </w:r>
-      <w:r>
-        <w:t>, rödlistad som nära hotad och prioriterad art i Skogsvårdslagen, har häckningsrevir i anmälan. Arten har minskat kraftigt de senaste 30 åren och minskningstakten innevarande 10-årsperiod beräknas till 20 (10–30) %. Talltitan är synnerligen trogen sitt cirka 15 hektar stora revir och är beroende av flerskiktade olikåldriga skogar för att kunna föda upp sina ungar. Talltitan försvinner om dess livsmiljö kalavverkas (Eggers &amp; Low, 2014; Ekman, 1979; Griesser et al, 2007; Klein, 2020; Siffczyk et al, 2003; SLU Artdatabanken, 2021).</w:t>
-      </w:r>
-    </w:p>
-    <w:p>
-      <w:r>
-        <w:rPr>
-          <w:b/>
-        </w:rPr>
-        <w:t>Tjäder (§4)</w:t>
-      </w:r>
-      <w:r>
-        <w:t xml:space="preserve"> omfattas av bilaga 1 och 2 EU:s fågeldirektiv och är typisk art för </w:t>
+        <w:t xml:space="preserve">Artfaktablad. Naturvård – artfakta. </w:t>
+      </w:r>
+      <w:r>
+        <w:t>SLU Artdatabanken, Uppsala.</w:t>
+      </w:r>
+    </w:p>
+    <w:p>
+      <w:pPr>
+        <w:pStyle w:val="Heading1"/>
+      </w:pPr>
+      <w:r>
+        <w:t>Tjäder – ekologi samt krav på livsmiljön</w:t>
+      </w:r>
+    </w:p>
+    <w:p>
+      <w:r>
+        <w:t xml:space="preserve">Tjäder (§4) omfattas av bilaga 1 och 2 EU:s fågeldirektiv och är typisk art för </w:t>
       </w:r>
       <w:r>
         <w:rPr>
@@ -388,23 +993,12 @@
         <w:t>9740 Skogsbevuxen myr</w:t>
       </w:r>
       <w:r>
-        <w:t>. Tjädern är en utpräglad skogsfågel knuten till större sammanhängande barrskogsområden. Tupparna och hönorna utnyttjar till viss del olika miljöer, och habitatvalet varierar dessutom mellan olika delar av året. För att det ska finnas livskraftiga tjäderbestånd krävs funktionella skogslandskap med en blandning av uppvuxen, gles och luckig skog, täta sumpskogar, myrar och andra små våtmarker. Arten försvinner när skogen fragmenteras och den sammanlagda arealen hyggen och andra öppna områden blir för stor. Ett småskaligt och försiktigt virkesuttag genom hyggesfria metoder kan i vissa fall vara möjligt i området inom 200 m från lekcentrum. Längre ut från lekcentrum, inom 200–500 m bör den avverkade ytan inte överskrida 1 hektar för att undvika alltför stora och snabba förändringar (Skogsstyrelsen, 2019; SLU Artdatabanken, 2024).</w:t>
-      </w:r>
-    </w:p>
-    <w:p>
-      <w:r>
-        <w:rPr>
-          <w:b/>
-        </w:rPr>
-        <w:t>Tornseglare (VU, §4)</w:t>
-      </w:r>
-      <w:r>
-        <w:t xml:space="preserve"> har minskat med 40 (30–50) % under de senaste 24 åren och minskningstakten överstiger gränsvärdet för sårbar (VU). Tornseglaren är en typisk hålhäckare som numera huvudsakligen är knuten till mänsklig bebyggelse. En mindre andel av beståndet häckar i mer ursprungliga miljöer, i första hand i gamla hackspetthål (främst spillkråkehål) och andra typer av håligheter i träd, men även i klippskrevor. I de inre delarna av de två nordligaste länen (Lappland) häckar den huvudsakligen i ren skogsmiljö, framförallt i gammal gles tallskog. För de tornseglare som häckar i träd i Norrlands inland har situationen sannolikt försämrats till följd av minskad mängd hålträd och av stora arealer tät produktionsskog. När arten förekommer i sluten skog handlar det ofta om skyddsvärda skogsmiljöer med äldre tallskog av naturskogskaraktär (SLU Artdatabanken, 2026; Skogsstyrelsen, 2016).</w:t>
-      </w:r>
-    </w:p>
-    <w:p>
-      <w:r>
-        <w:t>I BILAGA 1 finns mer detaljerad information om ekologi samt krav på livsmiljö hos fridlysta arter.</w:t>
+        <w:t>. Tjädern är en utpräglad skogsfågel knuten till större sammanhängande barrskogsområden. Tupparna och hönorna utnyttjar till viss del olika miljöer, och habitatvalet varierar dessutom mellan olika delar av året. För att det ska finnas livskraftiga tjäderbestånd krävs funktionella skogslandskap med en blandning av uppvuxen, gles och luckig skog, täta sumpskogar, myrar och andra små våtmarker (Skogsstyrelsen, 2019; SLU Artdatabanken 2024).</w:t>
+      </w:r>
+    </w:p>
+    <w:p>
+      <w:r>
+        <w:t>Arten försvinner när skogen fragmenteras och den sammanlagda arealen hyggen och andra öppna områden blir för stor. Ett småskaligt och försiktigt virkesuttag genom hyggesfria metoder kan i vissa fall vara möjligt i området inom 200 m från lekcentrum. Längre ut från lekcentrum, inom 200–500 m bör den avverkade ytan inte överskrida 1 hektar för att undvika alltför stora och snabba förändringar (Skogsstyrelsen, 2019).</w:t>
       </w:r>
     </w:p>
     <w:p>
@@ -412,173 +1006,23 @@
         <w:pStyle w:val="Heading2"/>
       </w:pPr>
       <w:r>
-        <w:t>Övriga naturvårdsarter</w:t>
-      </w:r>
-    </w:p>
-    <w:p>
-      <w:r>
-        <w:rPr>
-          <w:b/>
-        </w:rPr>
-        <w:t xml:space="preserve">Motaggsvamp (NT) </w:t>
-      </w:r>
-      <w:r>
-        <w:t xml:space="preserve">bildar mykorrhiza med tall i tallskog och hittas huvudsakligen i äldre, glesare skogsbestånd och hällmarksimpediment. Arten hotas främst av skogsavverkning och tycks försvinna efter slutavverkning, markberedning och plantering. Motaggsvamp är typisk art för </w:t>
+        <w:t>Referenser – tjäder</w:t>
+      </w:r>
+    </w:p>
+    <w:p>
+      <w:r>
+        <w:t xml:space="preserve">Skogsstyrelsen, 2019. </w:t>
       </w:r>
       <w:r>
         <w:rPr>
           <w:i/>
         </w:rPr>
-        <w:t>9010 Taiga</w:t>
-      </w:r>
-      <w:r>
-        <w:t xml:space="preserve"> (SLU Artdatabanken, 2024).</w:t>
-      </w:r>
-    </w:p>
-    <w:p>
-      <w:pPr>
-        <w:pStyle w:val="Heading1"/>
-      </w:pPr>
-      <w:r>
-        <w:t>Typiska arter och EU:s art- och habitatdirektiv</w:t>
-      </w:r>
-    </w:p>
-    <w:p>
-      <w:r>
-        <w:t>Typiska arter används för att lokalisera områden med gynnsam bevarandestatus för de naturtyper som är listade i EU:s art- och habitatdirektiv. Ett exempel är Västlig taiga (EU-kod 9010) som saknar gynnsam bevarandestatus och minskar starkt som naturtyp i Sverige. Naturvårdsverket skriver i sin vägledning för Västlig taiga att dylika miljöer förutsätter normalt att skogarna skyddas långsiktigt, eftersom skogsbruk inte är förenligt med bevarande av naturtypen i gynnsamt tillstånd (Naturvårdsverket, 2011).</w:t>
-      </w:r>
-    </w:p>
-    <w:p>
-      <w:r>
-        <w:t>Följande typiska arter har sina livsmiljöer och växtplatser i den avverkningsanmälda skogen: entita (NT, T, §4), motaggsvamp (NT, T), nötkråka (NT, T, §4), bergfink (T, §4), spillkråka (T, §4), stenfalk (T, §4) och tjäder (T, §4).</w:t>
-      </w:r>
-    </w:p>
-    <w:p>
-      <w:r>
-        <w:t>Enligt Sveriges Artikel 17 rapportering 2013 och 2019 till EU, har naturtypen Västlig taiga (9010) dålig bevarandestatus med negativ trend inom Sveriges boreala region. Skogsbruksåtgärder som avverkning, röjning och gallring pekas ut som några av de främst bidragande orsakerna till naturtypens dåliga status och negativa trend (SLU Artdatabanken, 2019). I EU:s uppföljning av tillståndet för naturtyperna i Skandinavien 2013 – 2018 framgår det att i den boreala regionen är tillståndet så dåligt för Västlig taiga (9010) att habitatet löper allvarlig risk att försvinna regionalt (EEA, 2022). Det allvarliga läget för den biologiska mångfalden i skogen framhålls även i Skogsstyren rapport 2026/07:</w:t>
-      </w:r>
-    </w:p>
-    <w:p>
-      <w:r>
-        <w:rPr>
-          <w:i/>
-        </w:rPr>
-        <w:t>"All avverkning av kända skogliga värdekärnor och sannolika kontinuitetsskogar behöver upphöra för att fylla bristen om 1,56 miljoner hektar bevarad livsmiljötyp. På grund av begränsade kvarvarande arealer av värdekärnor, naturskogar och kontinuitetsskogar leder fortsatt förlust av dessa till en påtaglig risk för långsiktigt negativa effekter för biologisk mångfald i skogslandskapet. Att de återstående arealerna bevaras och ges ett långsiktigt skydd bedöms därför vara av avgörande betydelse."</w:t>
-      </w:r>
-      <w:r>
-        <w:t xml:space="preserve"> (Skogsstyrelsen, 2026).</w:t>
-      </w:r>
-    </w:p>
-    <w:p>
-      <w:r>
-        <w:t>Trots detta har statusen för Västlig taiga ändrats till otillräcklig i stället för dålig i den senaste Artikel 17 rapporteringen 2025. Av Naturvårdsverkets rapport framgår det dock att de ändrade statusbedömningarna jämfört med rapporteringen 2019 inte beror på faktiska miljöförändringar. Ändringarna är av teknisk karaktär och främst en följd av resultaten från genomförda regeringsuppdrag och beslut inför rapporteringen 2025. Det är alltså politisk styrning i stället för faktiska förhållanden i naturen som ändrat på naturtypernas status i rapporteringen, vilket rimmar dåligt med såväl art- och habitatdirektivets syften och mål som med naturrestaureringsförordningen. I praktiken har dock Sveriges nya sätt att rapportera bevarandestatus till EU inte någon betydelse eftersom Naturvårdsverkets rapportering 2025 visar att Västlig taiga</w:t>
-      </w:r>
-      <w:r>
-        <w:rPr>
-          <w:b/>
-        </w:rPr>
-        <w:t xml:space="preserve"> </w:t>
-      </w:r>
-      <w:r>
-        <w:t>inte har gynnsam bevarandestatus.</w:t>
-      </w:r>
-    </w:p>
-    <w:p>
-      <w:r>
-        <w:t>Åtgärder som vidtas i enlighet med art- och habitatdirektivet ska enligt Artikel 2 syfta till att bibehålla eller återställa en gynnsam bevarandestatus hos livsmiljöer samt arter och vilda djur och växter av gemenskapsintresse. Enligt prejudikat från EU-domstolen ska en skogsbruksverksamhet utföras på ett sådant sätt som utgör ett förebyggande och hållbart skogsbruk för att betraktas som förenlig med bevarandekraven i direktivet (se EU-domstolens dom i de förenade målen C 473-19 och C 474-19).</w:t>
-      </w:r>
-    </w:p>
-    <w:p>
-      <w:r>
-        <w:t xml:space="preserve">Av artikel 1.e samma direktiv framgår att en livsmiljös bevarandestatus anses " gynnsam" när — dess naturliga utbredningsområde och de ytor den täcker inom detta område är stabila eller ökande, och — den särskilda struktur och de särskilda funktioner som är nödvändiga för att den skall kunna bibehållas på lång sikt finns, och sannolikt kommer att finnas under en överskådlig framtid, och — bevarandestatusen hos dess </w:t>
-      </w:r>
-      <w:r>
-        <w:rPr>
-          <w:b/>
-        </w:rPr>
-        <w:t>typiska arter</w:t>
-      </w:r>
-      <w:r>
-        <w:t xml:space="preserve"> är gynnsam enligt definitionen i artikel 1.i.</w:t>
-      </w:r>
-    </w:p>
-    <w:p>
-      <w:r>
-        <w:t>EU-direktiv är bindande för EU:s medlemsländer varvid det ankommer på Skogsstyrelsen som nationell tillsynsmyndighet att beakta syftet med EU:s art- och habitatdirektiv vid prövningen av en skogsbruksverksamhet, se Rådets direktiv 92/43/EEG. Se ytterligare information om EU:s livsmiljödirektiv i bilaga 2.</w:t>
-      </w:r>
-    </w:p>
-    <w:p>
-      <w:r>
-        <w:br w:type="page"/>
-      </w:r>
-    </w:p>
-    <w:p>
-      <w:pPr>
-        <w:pStyle w:val="Title"/>
-      </w:pPr>
-      <w:r>
-        <w:t>BILAGA 1 – Fridlysta arter</w:t>
-      </w:r>
-    </w:p>
-    <w:p>
-      <w:pPr>
-        <w:pStyle w:val="Heading1"/>
-      </w:pPr>
-      <w:r>
-        <w:t>Bivråk – ekologi samt krav på livsmiljön</w:t>
-      </w:r>
-    </w:p>
-    <w:p>
-      <w:r>
-        <w:t>Bivråk (NT, §4) ingår i bilaga 1 i EU:s fågeldirektiv och är prioriterad art i Skogsvårdslagen. Den har minskat med 2/3-delar sedan 1970-talet och under de senaste 30 åren har minskningstakten uppgått till 22.5 (15–30) %. Minskningstakten för den svenska populationen bedöms vara nära gränsvärdet för Sårbar (VU) (SLU Artdatabanken, 2026).</w:t>
-      </w:r>
-    </w:p>
-    <w:p>
-      <w:r>
-        <w:t>Arten häckar i tät, ogallrad skog på högproduktiv mark, i södra Sverige främst i lövskogsrika trakter, i Norrland till stor del i högproduktiv granskog, Födan består av getinglarver och -puppor, men även av fågelungar och groddjur. (SLU Artdatabanken, 2026).</w:t>
-      </w:r>
-    </w:p>
-    <w:p>
-      <w:r>
-        <w:t>En trolig delförklaring till minskande bivråksstammar är att det i dagens skogs- och jordbruksbygder finns ett sämre utbud av insektsrika biotoper jämfört med förhållandena för 20–40 år sedan. Minskad insektsrikedom innebär förmodligen en lägre täthet av sociala getingsamhällen och därmed sämre förutsättningar för bivråkens häckning. En allmän "</w:t>
-      </w:r>
-      <w:r>
-        <w:rPr>
-          <w:i/>
-        </w:rPr>
-        <w:t>förtorkning</w:t>
-      </w:r>
-      <w:r>
-        <w:t>" av landskapet (täckdikning, dikning av skogsmark etc.) liksom omföring av lövträdsrika marker till täta produktionsskogar av barrträd medför dessutom en försämrad förekomst av tättingar (trastar etc.) och grodor, vilket sannolikt påverkar bivråken negativt. (SLU Artdatabanken, 2026).</w:t>
-      </w:r>
-    </w:p>
-    <w:p>
-      <w:r>
-        <w:t>Bevara lövskogar och öka andelen löv i barrskog. Gallra inte i onödan och inte alls i sumpskog. Dika inte ut vattensamlingar, sumpskogar, alkärr eller andra våta miljöer. Kring alla boplatser ska det lämnas en skyddszon vid avverkning eller andra skogliga åtgärder. Som tumregel ska skyddszonen vara så bred att boet inte syns väl från öppen mark (SLU Artdatabanken, 2026; Skogsstyrelsen, 2016).</w:t>
-      </w:r>
-    </w:p>
-    <w:p>
-      <w:pPr>
-        <w:pStyle w:val="Heading2"/>
-      </w:pPr>
-      <w:r>
-        <w:t>Referenser – bivråk</w:t>
-      </w:r>
-    </w:p>
-    <w:p>
-      <w:r>
-        <w:t xml:space="preserve">Skogsstyrelsen, 2016. </w:t>
-      </w:r>
-      <w:r>
-        <w:rPr>
-          <w:i/>
-        </w:rPr>
-        <w:t>Vägledning för hänsyn till bivråk.</w:t>
-      </w:r>
-    </w:p>
-    <w:p>
-      <w:r>
-        <w:t xml:space="preserve">SLU Artdatabanken, 2026. </w:t>
+        <w:t>Vägledning för hänsyn till fåglar – tjäder.</w:t>
+      </w:r>
+    </w:p>
+    <w:p>
+      <w:r>
+        <w:t xml:space="preserve">SLU Artdatabanken, 2024. </w:t>
       </w:r>
       <w:r>
         <w:rPr>
@@ -595,143 +1039,6 @@
         <w:pStyle w:val="Heading1"/>
       </w:pPr>
       <w:r>
-        <w:t>Duvhök – ekologi samt krav på livsmiljön</w:t>
-      </w:r>
-    </w:p>
-    <w:p>
-      <w:r>
-        <w:t>Duvhök (NT, §4) är rödlistad som nära hotad och fridlyst enligt 4§ artskyddsförordningen. Arten har minskat med 15 (0–30) % under de senaste 18 åren och minskningstakten för den svenska populationen bedöms vara nära gränsvärdet för sårbar (VU). Bedömningen baseras på direkt observation, ett för arten lämpligt abundansindex och minskad geografisk utbredning och/eller försämrad habitatkvalitet (allt yngre och tätare skogar vilket försvårar för boplacering samt missgynnar jaktmöjligheterna) (SLU Artdatabanken, 2026).</w:t>
-      </w:r>
-    </w:p>
-    <w:p>
-      <w:r>
-        <w:t>Duvhöken är starkt bunden till skogsmark, såväl för häckning som födosök. Den påträffas oftast i större skogsområden med äldre skog, men kan ibland även häcka i dungar i områden dominerade av öppen mark. De gamla fåglarna är i huvudsak stationära i sina revir. Duvhöken jagar helst inne i äldre skog och missgynnas av stora hyggen och täta planteringar (Skogsstyrelsen, 2016).</w:t>
-      </w:r>
-    </w:p>
-    <w:p>
-      <w:r>
-        <w:t>Boet läggs inne i tät, oftast äldre skog. Kantzoner mot öppen mark undviks och duvhöken är därför känsligare för slutavverkning än flera andra rovfåglar. Boträdet måste vara grovgrenigt och är oftast en äldre gran eller tall, i sydligaste Sverige är bok vanligt. Duvhöken är beroende av insynsskyddade boplatser. Friställande av boträd eller avverkning så att boplatsen är exponerad mot öppen mark, medför att platsen överges. Samma bo kan användas flera år i rad, men likt andra rovfåglar har den normalt ett eller flera alternativa bon (Skogsstyrelsen, 2016). Eftersom duvhöken helst häckar i gammal skog, är dess häckningsplatser i princip alltid mer eller mindre hotade av skogsbruk och avverkningar (SLU Artdatabanken, 2026).</w:t>
-      </w:r>
-    </w:p>
-    <w:p>
-      <w:r>
-        <w:t>Den viktigaste begränsande faktorn för duvhökspopulationen i stort är födan och ett allvarligare problem är därför den av skogsbruket orsakade storskaliga omvandlingen och utarmningen av skogslandskapet, som kan påverka såväl duvhökens möjlighet att jaga som förekomsten av viktiga byten. Duvhökens jaktteknik gör den beroende av landskapets utformning och sammansättning och dess preferens för gammal skog tyder på att den är anpassad till att jaga i skog som är “lagom” tät. I öppnare biotoper, till exempel hyggen, kommer dess jaktteknik inte till sin rätt och i tätare biotoper, t.ex. ungskogar, har den relativt stora duvhöken svårt att manövrera (SLU Artdatabanken, 2026).</w:t>
-      </w:r>
-    </w:p>
-    <w:p>
-      <w:pPr>
-        <w:pStyle w:val="Heading2"/>
-      </w:pPr>
-      <w:r>
-        <w:t>Referenser – duvhök</w:t>
-      </w:r>
-    </w:p>
-    <w:p>
-      <w:r>
-        <w:t xml:space="preserve">Skogsstyrelsen, 2016. </w:t>
-      </w:r>
-      <w:r>
-        <w:rPr>
-          <w:i/>
-        </w:rPr>
-        <w:t xml:space="preserve">Duvhök – Vägledning för hänsyn till fåglar. </w:t>
-      </w:r>
-      <w:r>
-        <w:t>https://www.skogsstyrelsen.se/globalassets/lag-och-tillsyn/artskydd/vagledningar-for-hansyn-till-faglar/duvhok-vagledning-hansyn2.pdf</w:t>
-      </w:r>
-    </w:p>
-    <w:p>
-      <w:r>
-        <w:t xml:space="preserve">SLU Artdatabanken, 2026. </w:t>
-      </w:r>
-      <w:r>
-        <w:rPr>
-          <w:i/>
-        </w:rPr>
-        <w:t xml:space="preserve">Artfaktablad. Naturvård – artfakta. </w:t>
-      </w:r>
-      <w:r>
-        <w:t>SLU Artdatabanken, Uppsala</w:t>
-      </w:r>
-    </w:p>
-    <w:p>
-      <w:pPr>
-        <w:pStyle w:val="Heading1"/>
-      </w:pPr>
-      <w:r>
-        <w:t>Entita – ekologi samt krav på livsmiljön</w:t>
-      </w:r>
-    </w:p>
-    <w:p>
-      <w:r>
-        <w:t xml:space="preserve">Entita (NT, §4) är rödlistad som nära hotad, fridlyst och prioriterad art enligt Skogsvårdslagen. Den omfattas av EU:s fågeldirektiv och är typisk art för </w:t>
-      </w:r>
-      <w:r>
-        <w:rPr>
-          <w:i/>
-        </w:rPr>
-        <w:t>9080 Lövsumpskog</w:t>
-      </w:r>
-      <w:r>
-        <w:t>. Minskningstakten har uppgått till 20 (10–30) % under de senaste 10 åren och bedöms vara nära gränsvärdet för Sårbar (VU). (A2b) (SLU Artdatabanken, 2021).</w:t>
-      </w:r>
-    </w:p>
-    <w:p>
-      <w:r>
-        <w:t>Entitan är en utpräglad lövskogsfågel som påträffas i ädellövskogar, strandskogar, ekhagar, igenväxande hagmarker, lövdungar, parker och trädgårdar. Den föredrar flerskiktade, gärna högvuxna skogar med inslag av äldre träd och med ett välutvecklat buskskikt. Ek- och hasseldominerade skogar och dungar, samt alkärr med videsnår, hör till de miljöer som ofta utnyttjas. I sydligaste Sverige är bokskog en viktig miljö (Skogsstyrelsen, 2016).</w:t>
-      </w:r>
-    </w:p>
-    <w:p>
-      <w:r>
-        <w:t>Reviren är relativt stora för en småfågel, i genomsnitt omkring 5 hektar men de kan vara upp till 20 hektar. Entitan är en utpräglad stannfågel och rör sig inte långt från kläckningsplatsen; ungfåglarna sprider sig sällan mer än 5 km från födelseplatsen och etablerade fåglar lämnar därefter inte sitt revir (Skogsstyrelsen, 2016). Det häckande paret försvarar sitt revir året runt. De tillåter dock en grupp av ungfåglar att etablera sig inom deras revir och så bildas en vinterflock, vilket sker redan i juni månad. Även under kalla vintrar stannar entitan kvar inom sitt revir. Hittar man entitor vid sitt foderbord beror det på att fågelmatningen ligger inom ett entiterevir (SLU Artdatabanken, 2021). Arten är känslig för fragmentering och har svårt att etablera sig i isolerade skogsområden. Entitan är hålhäckare, men kan inte själv hacka fram sitt hål utan är beroende av miljöer som erbjuder naturliga hål (Skogsstyrelsen, 2016).</w:t>
-      </w:r>
-    </w:p>
-    <w:p>
-      <w:r>
-        <w:t>Arten häckar ofta i skogar som är svagt eller inte alls påverkade av skogsbruk. Särskilt i Svealand ofta i skogar som har höga naturvärden och utgör skogliga värdekärnor. Entitan missgynnas av konventionellt skogsbruk genom minskad förekomst av risiga, flerskiktade skogar liksom av avverkning av lövträdsrika kantzoner. Entitans ortstrohet och dåliga spridningsförmåga gör den känslig för fragmentering (Skogsstyrelsen, 2016).</w:t>
-      </w:r>
-    </w:p>
-    <w:p>
-      <w:pPr>
-        <w:pStyle w:val="Heading2"/>
-      </w:pPr>
-      <w:r>
-        <w:t>Referenser – entita</w:t>
-      </w:r>
-    </w:p>
-    <w:p>
-      <w:r>
-        <w:t xml:space="preserve">Skogsstyrelsen, 2016. </w:t>
-      </w:r>
-      <w:r>
-        <w:rPr>
-          <w:i/>
-        </w:rPr>
-        <w:t xml:space="preserve">Vägledning för hänsyn till entita. </w:t>
-      </w:r>
-      <w:r>
-        <w:t>https://www.skogsstyrelsen.se/globalassets/lag-och-tillsyn/artskydd/vagledningar-for-hansyn-till-faglar/entita-vagledning-hansyn2.pdf</w:t>
-      </w:r>
-    </w:p>
-    <w:p>
-      <w:r>
-        <w:t xml:space="preserve">SLU Artdatabanken, 2021. </w:t>
-      </w:r>
-      <w:r>
-        <w:rPr>
-          <w:i/>
-        </w:rPr>
-        <w:t xml:space="preserve">Artfaktablad. Naturvård – artfakta. </w:t>
-      </w:r>
-      <w:r>
-        <w:t>SLU Artdatabanken, Uppsala</w:t>
-      </w:r>
-    </w:p>
-    <w:p>
-      <w:pPr>
-        <w:pStyle w:val="Heading1"/>
-      </w:pPr>
-      <w:r>
         <w:t>Havsörn – ekologi samt krav på livsmiljön</w:t>
       </w:r>
     </w:p>
@@ -780,331 +1087,6 @@
     <w:p>
       <w:r>
         <w:t xml:space="preserve">SLU Artdatabanken, 2026. </w:t>
-      </w:r>
-      <w:r>
-        <w:rPr>
-          <w:i/>
-        </w:rPr>
-        <w:t xml:space="preserve">Artfaktablad. Naturvård – artfakta. </w:t>
-      </w:r>
-      <w:r>
-        <w:t>SLU Artdatabanken, Uppsala</w:t>
-      </w:r>
-    </w:p>
-    <w:p>
-      <w:pPr>
-        <w:pStyle w:val="Heading1"/>
-      </w:pPr>
-      <w:r>
-        <w:t>Kungsörn – ekologi samt krav på livsmiljön</w:t>
-      </w:r>
-    </w:p>
-    <w:p>
-      <w:r>
-        <w:t>Kungsörn är rödlistad som nära hotad (NT) och fridlyst enligt 4§ Artskyddsförordningen samt upptagen i bilaga 1 EU:s fågeldirektiv. Kungsörnen häckar i skogs- och fjällområden där den bygger stora risbon i grova träd eller på klipphyllor. Risboet är ca 1,5 m i diameter och i extremfall upp till 5 m högt, vanligtvis beläget i en kraftig tall eller i ett klippstup, ofta med utsikt över terrängen. Varje par har ofta flera alternativa boplatser inom sitt revir och dessa kan ligga åtskilliga kilometer från varandra (upp till 6,5 km konstaterat i Norge). Bon i träd placeras oftast på 2/3 höjd, mera sällan i eller nära toppen (SLU Artdatabanken, 2024).</w:t>
-      </w:r>
-    </w:p>
-    <w:p>
-      <w:r>
-        <w:t>I marker med medelgod bytestillgång är avståndet mellan etablerade par under naturliga förhållanden i genomsnitt cirka 10 km. I områden med gott om byten, som t.ex. i Skåne och Gotland men lokalt även i Norrland, kan avstånden vara betydligt kortare. Till exempel på Gotland har samtidiga häckningar skett i bon belägna endast lite drygt tre kilometer från varandra. I fattiga norrlandsskogar är medelavståndet mellan paren drygt 15 km. (SLU Artdatabanken, 2024).</w:t>
-      </w:r>
-    </w:p>
-    <w:p>
-      <w:r>
-        <w:t>Boträd får inte avverkas och skyddande skog bör vid avverkning alltid sparas runt örnbon, även runt s.k. alternativbon. Som utgångspunkt vid bedömning av hur mycket skog som skall lämnas runt boträdet bör 200 meters radie gälla. Under häckningsperioden (1 januari till 31 augusti) är kungsörnen störningskänslig och inga skogsbruksåtgärder eller annan störande berksamhet får förekomma närmare än 500 m från boet under den tiden. Arealen på det sparade skogspartiet kan uppgå till åtskilliga tiotals hektar beroende på t.ex. topografi, vindexponering och insyn. Det är även värdefullt om sammanhängande skog kan lämnas i någon riktning. Avverkning av gammelskog i bergsbranter och annan svår terräng måste undvikas (SLU Artdatabanken, 2024; Skogsstyrelsen, 2016).</w:t>
-      </w:r>
-    </w:p>
-    <w:p>
-      <w:r>
-        <w:t>Kungsörnen har på lång sikt en något osäker framtid på grund av den genomhuggning och kalavverkning av äldre, urskogsartade bestånd som fortfarande sker långt upp mot fjällområdena. Därvid kan brist på lämpliga boträd uppstå, likaså försämrad bytestillgång. Boträden, tallar i minst 95 % av fallen, bör vara kraftiga och i Norrland helst minst 200 år gamla. Medelåldern på 97 friska träd var 311 år vid en studie i Norrland 1975–1980. På Gotland har medelåldern på boträden konstaterats vara 145 år. Den gammelskog som i dagens läge finns kvar i Norrland hittas framför allt i svåravverkade, branta sluttningar i anslutning till berg, på blockrika berg, i eller i anslutning till raviner och sprickdalar eller på myrholmar. Eftersom ungefär halva den svenska kungsörnsstammen är beroende av lämpliga boträd skulle en mer omfattande avverkning i ovan nämnda terrängtyper troligen vara starkt negativ för artens fortbestånd. (SLU Artdatabanken, 2024).</w:t>
-      </w:r>
-    </w:p>
-    <w:p>
-      <w:pPr>
-        <w:pStyle w:val="Heading2"/>
-      </w:pPr>
-      <w:r>
-        <w:t>Referenser – kungsörn</w:t>
-      </w:r>
-    </w:p>
-    <w:p>
-      <w:r>
-        <w:t xml:space="preserve">Skogsstyrelsen, 2016. </w:t>
-      </w:r>
-      <w:r>
-        <w:rPr>
-          <w:i/>
-        </w:rPr>
-        <w:t xml:space="preserve">Vägledning för hänsyn till kungsörn. </w:t>
-      </w:r>
-      <w:r>
-        <w:t>Vägledningar och kunskapsstöd artskydd – Skogsstyrelsen</w:t>
-      </w:r>
-    </w:p>
-    <w:p>
-      <w:r>
-        <w:t xml:space="preserve">SLU Artdatabanken, 2024. </w:t>
-      </w:r>
-      <w:r>
-        <w:rPr>
-          <w:i/>
-        </w:rPr>
-        <w:t xml:space="preserve">Artfaktablad. Naturvård – artfakta. </w:t>
-      </w:r>
-      <w:r>
-        <w:t>SLU Artdatabanken, Uppsala</w:t>
-      </w:r>
-    </w:p>
-    <w:p>
-      <w:pPr>
-        <w:pStyle w:val="Heading1"/>
-      </w:pPr>
-      <w:r>
-        <w:t>Spillkråka – ekologi samt krav på livsmiljön</w:t>
-      </w:r>
-    </w:p>
-    <w:p>
-      <w:r>
-        <w:t xml:space="preserve">Spillkråka (§4) ingår i bilaga 1 EU:s fågeldirektiv och är typisk art för </w:t>
-      </w:r>
-      <w:r>
-        <w:rPr>
-          <w:i/>
-        </w:rPr>
-        <w:t xml:space="preserve">9010 Taiga </w:t>
-      </w:r>
-      <w:r>
-        <w:t>och</w:t>
-      </w:r>
-      <w:r>
-        <w:rPr>
-          <w:i/>
-        </w:rPr>
-        <w:t xml:space="preserve"> 9740 Skogsbevuxen myr</w:t>
-      </w:r>
-      <w:r>
-        <w:t>. Den lever i både barr- och blandskog liksom i ren lövskog. De tätaste populationerna tenderar att finnas i äldre, variationsrik blandskog med gott om död ved och gamla träd. Varje par utnyttjar 400–1000 hektar skog beroende på skogens kvalitet. Skogsbruk med korta omloppstider och täta, homogena ungskogar utgör det största hotet (SLU Artdatabanken, 2026).</w:t>
-      </w:r>
-    </w:p>
-    <w:p>
-      <w:r>
-        <w:t>Spillkråka är en nyckelart i skogliga miljöer vars övergivna bohål utnyttjas av flera andra hålhäckande fågelarter och fladdermöss, däribland pärluggla (EN, §4), knipa (§4), salskrake (§4) och skogsduva (§4). Hökuggla (VU, §4) och slaguggla (§4) häckar ofta i högstubbar som brutits av i höjd med ett gammalt spillkråkebo (Skogsstyrelsen, 2016).</w:t>
-      </w:r>
-    </w:p>
-    <w:p>
-      <w:pPr>
-        <w:pStyle w:val="Heading2"/>
-      </w:pPr>
-      <w:r>
-        <w:t>Referenser – spillkråka</w:t>
-      </w:r>
-    </w:p>
-    <w:p>
-      <w:r>
-        <w:t xml:space="preserve">Skogsstyrelsen, 2016. </w:t>
-      </w:r>
-      <w:r>
-        <w:rPr>
-          <w:i/>
-        </w:rPr>
-        <w:t xml:space="preserve">Vägledning för hänsyn till spillkråka. </w:t>
-      </w:r>
-      <w:r>
-        <w:t>Vägledningar och kunskapsstöd artskydd – Skogsstyrelsen.</w:t>
-      </w:r>
-    </w:p>
-    <w:p>
-      <w:r>
-        <w:t xml:space="preserve">SLU Artdatabanken, 2026. </w:t>
-      </w:r>
-      <w:r>
-        <w:rPr>
-          <w:i/>
-        </w:rPr>
-        <w:t xml:space="preserve">Artfaktablad. Naturvård – artfakta. </w:t>
-      </w:r>
-      <w:r>
-        <w:t>SLU Artdatabanken, Uppsala.</w:t>
-      </w:r>
-    </w:p>
-    <w:p>
-      <w:pPr>
-        <w:pStyle w:val="Heading1"/>
-      </w:pPr>
-      <w:r>
-        <w:t>Talltita – ekologi samt krav på livsmiljön</w:t>
-      </w:r>
-    </w:p>
-    <w:p>
-      <w:r>
-        <w:t>Talltita är rödlistad som NT, fridlyst och prioriterad art i Skogsvårdslagen. Den omfattas av EU:s fågeldirektiv. Arten har minskat kraftigt de senaste 30 åren och minskningstakten innevarande 10-årsperiod beräknas till 20 (10–30) % (SLU Artdatabanken, 2022).</w:t>
-      </w:r>
-    </w:p>
-    <w:p>
-      <w:r>
-        <w:t>Talltita föredrar större sammanhängande barrskogar, och finns såväl i tallskog som granskog och i lövblandad barrskog. Skogens struktur är viktig och ska helst vara flerskiktad med riklig underväxt av mindre granar, björk och andra lövträd och buskar. Tillgång på murknande högstubbar är särskilt viktig, eftersom talltitan helst själv hackar ut sitt bohål (SLU Artdatabanken, 2022).</w:t>
-      </w:r>
-    </w:p>
-    <w:p>
-      <w:r>
-        <w:t>Det finns flera studier som visar att talltita är känslig för gallring och inte överlever när dess livsmiljö kalavverkas (Eggers and Low, 2014; Griesser et al., 2007; Klein, 2020). Talltitans revir är förhållandevis stora, 10–20 hektar och arten missgynnas när skogen fragmenteras. Kalavverkning av större delar av reviret innebär att det överges (Artdatabanken, 2021).</w:t>
-      </w:r>
-    </w:p>
-    <w:p>
-      <w:r>
-        <w:t>Talltitan är synnerligen trogen sitt revir så länge paret lever och biotopen förblir intakt. Paret stannar i sitt revir året om. En förlust av ett revir har därför en stor inverkan på den lokala populationen och trakthyggesbruket anses vara orsak till den svenska populationens kraftiga minskning. Talltiteparets revirtrohet innebär att närhelst under året man observerar en adult talltita så ingår denna plats i reviret (Siffczyk et al., 2003; Ekman, 1979).</w:t>
-      </w:r>
-    </w:p>
-    <w:p>
-      <w:pPr>
-        <w:pStyle w:val="Heading2"/>
-      </w:pPr>
-      <w:r>
-        <w:t>Referenser – talltita</w:t>
-      </w:r>
-    </w:p>
-    <w:p>
-      <w:r>
-        <w:t xml:space="preserve">Eggers, S., Low, M., 2014. </w:t>
-      </w:r>
-      <w:r>
-        <w:rPr>
-          <w:i/>
-        </w:rPr>
-        <w:t xml:space="preserve">Differential demographic responses of sympatric Parids to vegetation management in boreal forest. </w:t>
-      </w:r>
-      <w:r>
-        <w:t>For. Ecol. Manage. 319, 169–175.</w:t>
-      </w:r>
-    </w:p>
-    <w:p>
-      <w:r>
-        <w:t xml:space="preserve">Ekman, J., 1979. </w:t>
-      </w:r>
-      <w:r>
-        <w:rPr>
-          <w:i/>
-        </w:rPr>
-        <w:t xml:space="preserve">Coherence, composition and territories of winter social groups of the Willow Tit Parus montanus and the Crested Tit P. cristatus. </w:t>
-      </w:r>
-      <w:r>
-        <w:t>Ornis Scandinavica, 10, pp 56–68</w:t>
-      </w:r>
-    </w:p>
-    <w:p>
-      <w:r>
-        <w:t xml:space="preserve">Griesser, M., Nystrand, M., Eggers, S., Ekman, J., 2007. </w:t>
-      </w:r>
-      <w:r>
-        <w:rPr>
-          <w:i/>
-        </w:rPr>
-        <w:t xml:space="preserve">Impact of forestry practices on fitness correlates and population productivity in an open-nesting bird species. </w:t>
-      </w:r>
-      <w:r>
-        <w:t>Conserv. Biol. 21, 767–774. https://doi.org/10.1111/j.1523- 1739.2007.00675.x</w:t>
-      </w:r>
-    </w:p>
-    <w:p>
-      <w:r>
-        <w:t xml:space="preserve">Klein, J., 2020. </w:t>
-      </w:r>
-      <w:r>
-        <w:rPr>
-          <w:i/>
-        </w:rPr>
-        <w:t xml:space="preserve">The forgotten forest – On thinning, retention, and biodiversity in the boreal forest. </w:t>
-      </w:r>
-      <w:r>
-        <w:t>Doctoral Thesis No. 2020:50</w:t>
-      </w:r>
-    </w:p>
-    <w:p>
-      <w:r>
-        <w:t xml:space="preserve">Siffczyk, C., Brotons, L., Kangas, K., Orell, M., 2003. </w:t>
-      </w:r>
-      <w:r>
-        <w:rPr>
-          <w:i/>
-        </w:rPr>
-        <w:t xml:space="preserve">Home range size of willow tits. </w:t>
-      </w:r>
-      <w:r>
-        <w:t>Oecologica, 136, 635–642 (2003)</w:t>
-      </w:r>
-    </w:p>
-    <w:p>
-      <w:r>
-        <w:t xml:space="preserve">SLU Artdatabanken, 2021. </w:t>
-      </w:r>
-      <w:r>
-        <w:rPr>
-          <w:i/>
-        </w:rPr>
-        <w:t xml:space="preserve">Artfaktablad. Naturvård – artfakta. </w:t>
-      </w:r>
-      <w:r>
-        <w:t>SLU Artdatabanken, Uppsala</w:t>
-      </w:r>
-    </w:p>
-    <w:p>
-      <w:pPr>
-        <w:pStyle w:val="Heading1"/>
-      </w:pPr>
-      <w:r>
-        <w:t>Tjäder – ekologi samt krav på livsmiljön</w:t>
-      </w:r>
-    </w:p>
-    <w:p>
-      <w:r>
-        <w:t xml:space="preserve">Tjäder (§4) omfattas av bilaga 1 och 2 EU:s fågeldirektiv och är typisk art för </w:t>
-      </w:r>
-      <w:r>
-        <w:rPr>
-          <w:i/>
-        </w:rPr>
-        <w:t xml:space="preserve">9010 Taiga </w:t>
-      </w:r>
-      <w:r>
-        <w:t xml:space="preserve">och </w:t>
-      </w:r>
-      <w:r>
-        <w:rPr>
-          <w:i/>
-        </w:rPr>
-        <w:t>9740 Skogsbevuxen myr</w:t>
-      </w:r>
-      <w:r>
-        <w:t>. Tjädern är en utpräglad skogsfågel knuten till större sammanhängande barrskogsområden. Tupparna och hönorna utnyttjar till viss del olika miljöer, och habitatvalet varierar dessutom mellan olika delar av året. För att det ska finnas livskraftiga tjäderbestånd krävs funktionella skogslandskap med en blandning av uppvuxen, gles och luckig skog, täta sumpskogar, myrar och andra små våtmarker (Skogsstyrelsen, 2019; SLU Artdatabanken 2024).</w:t>
-      </w:r>
-    </w:p>
-    <w:p>
-      <w:r>
-        <w:t>Arten försvinner när skogen fragmenteras och den sammanlagda arealen hyggen och andra öppna områden blir för stor. Ett småskaligt och försiktigt virkesuttag genom hyggesfria metoder kan i vissa fall vara möjligt i området inom 200 m från lekcentrum. Längre ut från lekcentrum, inom 200–500 m bör den avverkade ytan inte överskrida 1 hektar för att undvika alltför stora och snabba förändringar (Skogsstyrelsen, 2019).</w:t>
-      </w:r>
-    </w:p>
-    <w:p>
-      <w:pPr>
-        <w:pStyle w:val="Heading2"/>
-      </w:pPr>
-      <w:r>
-        <w:t>Referenser – tjäder</w:t>
-      </w:r>
-    </w:p>
-    <w:p>
-      <w:r>
-        <w:t xml:space="preserve">Skogsstyrelsen, 2019. </w:t>
-      </w:r>
-      <w:r>
-        <w:rPr>
-          <w:i/>
-        </w:rPr>
-        <w:t>Vägledning för hänsyn till fåglar – tjäder.</w:t>
-      </w:r>
-    </w:p>
-    <w:p>
-      <w:r>
-        <w:t xml:space="preserve">SLU Artdatabanken, 2024. </w:t>
       </w:r>
       <w:r>
         <w:rPr>
@@ -1492,7 +1474,7 @@
     <w:r>
       <w:tab/>
       <w:tab/>
-      <w:t>2026-06-20</w:t>
+      <w:t>2026-06-21</w:t>
       <w:br/>
       <w:br/>
     </w:r>

--- a/tillsyn/A 22860-2026 tillsynsbegäran.docx
+++ b/tillsyn/A 22860-2026 tillsynsbegäran.docx
@@ -1474,7 +1474,7 @@
     <w:r>
       <w:tab/>
       <w:tab/>
-      <w:t>2026-06-21</w:t>
+      <w:t>2026-06-22</w:t>
       <w:br/>
       <w:br/>
     </w:r>

--- a/tillsyn/A 22860-2026 tillsynsbegäran.docx
+++ b/tillsyn/A 22860-2026 tillsynsbegäran.docx
@@ -1474,7 +1474,7 @@
     <w:r>
       <w:tab/>
       <w:tab/>
-      <w:t>2026-06-22</w:t>
+      <w:t>2026-06-23</w:t>
       <w:br/>
       <w:br/>
     </w:r>

--- a/tillsyn/A 22860-2026 tillsynsbegäran.docx
+++ b/tillsyn/A 22860-2026 tillsynsbegäran.docx
@@ -1474,7 +1474,7 @@
     <w:r>
       <w:tab/>
       <w:tab/>
-      <w:t>2026-06-23</w:t>
+      <w:t>2026-06-24</w:t>
       <w:br/>
       <w:br/>
     </w:r>

--- a/tillsyn/A 22860-2026 tillsynsbegäran.docx
+++ b/tillsyn/A 22860-2026 tillsynsbegäran.docx
@@ -1474,7 +1474,7 @@
     <w:r>
       <w:tab/>
       <w:tab/>
-      <w:t>2026-06-24</w:t>
+      <w:t>2026-06-25</w:t>
       <w:br/>
       <w:br/>
     </w:r>

--- a/tillsyn/A 22860-2026 tillsynsbegäran.docx
+++ b/tillsyn/A 22860-2026 tillsynsbegäran.docx
@@ -1474,7 +1474,7 @@
     <w:r>
       <w:tab/>
       <w:tab/>
-      <w:t>2026-06-25</w:t>
+      <w:t>2026-06-26</w:t>
       <w:br/>
       <w:br/>
     </w:r>

--- a/tillsyn/A 22860-2026 tillsynsbegäran.docx
+++ b/tillsyn/A 22860-2026 tillsynsbegäran.docx
@@ -1474,7 +1474,7 @@
     <w:r>
       <w:tab/>
       <w:tab/>
-      <w:t>2026-06-26</w:t>
+      <w:t>2026-06-27</w:t>
       <w:br/>
       <w:br/>
     </w:r>

--- a/tillsyn/A 22860-2026 tillsynsbegäran.docx
+++ b/tillsyn/A 22860-2026 tillsynsbegäran.docx
@@ -1474,7 +1474,7 @@
     <w:r>
       <w:tab/>
       <w:tab/>
-      <w:t>2026-06-27</w:t>
+      <w:t>2026-06-28</w:t>
       <w:br/>
       <w:br/>
     </w:r>

--- a/tillsyn/A 22860-2026 tillsynsbegäran.docx
+++ b/tillsyn/A 22860-2026 tillsynsbegäran.docx
@@ -1474,7 +1474,7 @@
     <w:r>
       <w:tab/>
       <w:tab/>
-      <w:t>2026-06-28</w:t>
+      <w:t>2026-06-29</w:t>
       <w:br/>
       <w:br/>
     </w:r>

--- a/tillsyn/A 22860-2026 tillsynsbegäran.docx
+++ b/tillsyn/A 22860-2026 tillsynsbegäran.docx
@@ -1474,7 +1474,7 @@
     <w:r>
       <w:tab/>
       <w:tab/>
-      <w:t>2026-06-29</w:t>
+      <w:t>2026-06-30</w:t>
       <w:br/>
       <w:br/>
     </w:r>

--- a/tillsyn/A 22860-2026 tillsynsbegäran.docx
+++ b/tillsyn/A 22860-2026 tillsynsbegäran.docx
@@ -1474,7 +1474,7 @@
     <w:r>
       <w:tab/>
       <w:tab/>
-      <w:t>2026-06-30</w:t>
+      <w:t>2026-07-01</w:t>
       <w:br/>
       <w:br/>
     </w:r>

--- a/tillsyn/A 22860-2026 tillsynsbegäran.docx
+++ b/tillsyn/A 22860-2026 tillsynsbegäran.docx
@@ -1474,7 +1474,7 @@
     <w:r>
       <w:tab/>
       <w:tab/>
-      <w:t>2026-07-01</w:t>
+      <w:t>2026-07-02</w:t>
       <w:br/>
       <w:br/>
     </w:r>

--- a/tillsyn/A 22860-2026 tillsynsbegäran.docx
+++ b/tillsyn/A 22860-2026 tillsynsbegäran.docx
@@ -1474,7 +1474,7 @@
     <w:r>
       <w:tab/>
       <w:tab/>
-      <w:t>2026-07-13</w:t>
+      <w:t>2026-07-14</w:t>
       <w:br/>
       <w:br/>
     </w:r>

--- a/tillsyn/A 22860-2026 tillsynsbegäran.docx
+++ b/tillsyn/A 22860-2026 tillsynsbegäran.docx
@@ -1474,7 +1474,7 @@
     <w:r>
       <w:tab/>
       <w:tab/>
-      <w:t>2026-07-14</w:t>
+      <w:t>2026-07-15</w:t>
       <w:br/>
       <w:br/>
     </w:r>

--- a/tillsyn/A 22860-2026 tillsynsbegäran.docx
+++ b/tillsyn/A 22860-2026 tillsynsbegäran.docx
@@ -1474,7 +1474,7 @@
     <w:r>
       <w:tab/>
       <w:tab/>
-      <w:t>2026-07-15</w:t>
+      <w:t>2026-07-16</w:t>
       <w:br/>
       <w:br/>
     </w:r>

--- a/tillsyn/A 22860-2026 tillsynsbegäran.docx
+++ b/tillsyn/A 22860-2026 tillsynsbegäran.docx
@@ -1474,7 +1474,7 @@
     <w:r>
       <w:tab/>
       <w:tab/>
-      <w:t>2026-07-16</w:t>
+      <w:t>2026-07-17</w:t>
       <w:br/>
       <w:br/>
     </w:r>

--- a/tillsyn/A 22860-2026 tillsynsbegäran.docx
+++ b/tillsyn/A 22860-2026 tillsynsbegäran.docx
@@ -1474,7 +1474,7 @@
     <w:r>
       <w:tab/>
       <w:tab/>
-      <w:t>2026-07-17</w:t>
+      <w:t>2026-07-18</w:t>
       <w:br/>
       <w:br/>
     </w:r>

--- a/tillsyn/A 22860-2026 tillsynsbegäran.docx
+++ b/tillsyn/A 22860-2026 tillsynsbegäran.docx
@@ -1474,7 +1474,7 @@
     <w:r>
       <w:tab/>
       <w:tab/>
-      <w:t>2026-07-18</w:t>
+      <w:t>2026-07-19</w:t>
       <w:br/>
       <w:br/>
     </w:r>

--- a/tillsyn/A 22860-2026 tillsynsbegäran.docx
+++ b/tillsyn/A 22860-2026 tillsynsbegäran.docx
@@ -1474,7 +1474,7 @@
     <w:r>
       <w:tab/>
       <w:tab/>
-      <w:t>2026-07-19</w:t>
+      <w:t>2026-07-20</w:t>
       <w:br/>
       <w:br/>
     </w:r>

--- a/tillsyn/A 22860-2026 tillsynsbegäran.docx
+++ b/tillsyn/A 22860-2026 tillsynsbegäran.docx
@@ -1474,7 +1474,7 @@
     <w:r>
       <w:tab/>
       <w:tab/>
-      <w:t>2026-07-20</w:t>
+      <w:t>2026-07-21</w:t>
       <w:br/>
       <w:br/>
     </w:r>

--- a/tillsyn/A 22860-2026 tillsynsbegäran.docx
+++ b/tillsyn/A 22860-2026 tillsynsbegäran.docx
@@ -1474,7 +1474,7 @@
     <w:r>
       <w:tab/>
       <w:tab/>
-      <w:t>2026-07-21</w:t>
+      <w:t>2026-07-22</w:t>
       <w:br/>
       <w:br/>
     </w:r>

--- a/tillsyn/A 22860-2026 tillsynsbegäran.docx
+++ b/tillsyn/A 22860-2026 tillsynsbegäran.docx
@@ -1474,7 +1474,7 @@
     <w:r>
       <w:tab/>
       <w:tab/>
-      <w:t>2026-07-22</w:t>
+      <w:t>2026-07-23</w:t>
       <w:br/>
       <w:br/>
     </w:r>

--- a/tillsyn/A 22860-2026 tillsynsbegäran.docx
+++ b/tillsyn/A 22860-2026 tillsynsbegäran.docx
@@ -1474,7 +1474,7 @@
     <w:r>
       <w:tab/>
       <w:tab/>
-      <w:t>2026-07-23</w:t>
+      <w:t>2026-07-24</w:t>
       <w:br/>
       <w:br/>
     </w:r>

--- a/tillsyn/A 22860-2026 tillsynsbegäran.docx
+++ b/tillsyn/A 22860-2026 tillsynsbegäran.docx
@@ -1474,7 +1474,7 @@
     <w:r>
       <w:tab/>
       <w:tab/>
-      <w:t>2026-07-24</w:t>
+      <w:t>2026-07-25</w:t>
       <w:br/>
       <w:br/>
     </w:r>

--- a/tillsyn/A 22860-2026 tillsynsbegäran.docx
+++ b/tillsyn/A 22860-2026 tillsynsbegäran.docx
@@ -1474,7 +1474,7 @@
     <w:r>
       <w:tab/>
       <w:tab/>
-      <w:t>2026-07-25</w:t>
+      <w:t>2026-07-26</w:t>
       <w:br/>
       <w:br/>
     </w:r>

--- a/tillsyn/A 22860-2026 tillsynsbegäran.docx
+++ b/tillsyn/A 22860-2026 tillsynsbegäran.docx
@@ -1474,7 +1474,7 @@
     <w:r>
       <w:tab/>
       <w:tab/>
-      <w:t>2026-07-26</w:t>
+      <w:t>2026-07-27</w:t>
       <w:br/>
       <w:br/>
     </w:r>

--- a/tillsyn/A 22860-2026 tillsynsbegäran.docx
+++ b/tillsyn/A 22860-2026 tillsynsbegäran.docx
@@ -1474,7 +1474,7 @@
     <w:r>
       <w:tab/>
       <w:tab/>
-      <w:t>2026-07-27</w:t>
+      <w:t>2026-07-28</w:t>
       <w:br/>
       <w:br/>
     </w:r>

--- a/tillsyn/A 22860-2026 tillsynsbegäran.docx
+++ b/tillsyn/A 22860-2026 tillsynsbegäran.docx
@@ -1474,7 +1474,7 @@
     <w:r>
       <w:tab/>
       <w:tab/>
-      <w:t>2026-07-28</w:t>
+      <w:t>2026-07-29</w:t>
       <w:br/>
       <w:br/>
     </w:r>

--- a/tillsyn/A 22860-2026 tillsynsbegäran.docx
+++ b/tillsyn/A 22860-2026 tillsynsbegäran.docx
@@ -1474,7 +1474,7 @@
     <w:r>
       <w:tab/>
       <w:tab/>
-      <w:t>2026-07-29</w:t>
+      <w:t>2026-07-30</w:t>
       <w:br/>
       <w:br/>
     </w:r>

--- a/tillsyn/A 22860-2026 tillsynsbegäran.docx
+++ b/tillsyn/A 22860-2026 tillsynsbegäran.docx
@@ -65,7 +65,7 @@
     </w:p>
     <w:p>
       <w:r>
-        <w:t>Inom 25 meter från avverkningsanmälan finns fynd av 60 naturvårdsarter, varav 34 är rödlistade, 59 är fridlysta och 7 är typiska (T): backsvala (EN, §4), brun glada (EN, §4), storspov (EN, §4), blå kärrhök (VU, §4), gråtrut (VU, §4), grönfink (VU, §4), pilgrimsfalk (VU, §4), småfläckig sumphöna (VU, §4), stare (VU, §4), tornseglare (VU, §4), bivråk (NT, §4), björktrast (NT, §4), bläsand (NT, §4), blåhake (NT, §4), drillsnäppa (NT, §4), duvhök (NT, §4), enkelbeckasin (NT, §4), entita (NT, T, §4), järnsparv (NT, §4), kricka (NT, §4), kungsörn (NT, §4), ladusvala (NT, §4), motaggsvamp (NT, T), nötkråka (NT, T, §4), rödvingetrast (NT, §4), rörsångare (NT, §4), silltrut (NT, §4), skrattmås (NT, §4), skräntärna (NT, §4), sädesärla (NT, §4), talltita (NT, §4), turkduva (NT, §4), vinterhämpling (NT, §4), ägretthäger (NT, §4), bergfink (T, §4), spillkråka (T, §4), stenfalk (T, §4), tjäder (T, §4), bred kärrtrollslända (§4a), buskskvätta (§4), fiskgjuse (§4), fiskmås (§4), fjällvråk (§4), grönsiska (§4), havsörn (§4), kråka (§4), kungsfågel (§4), orre (§4), röd glada (§4), salskrake (§4), skogsduva (§4), smålom (§4), svartvit flugsnappare (§4), sävsparv (§4), sångsvan (§4), trana (§4), törnskata (§4), utter (§4a), ärtsångare (§4) och skogsödla (§6). Se Figur 1.</w:t>
+        <w:t>Inom 25 meter från avverkningsanmälan finns fynd av 61 naturvårdsarter, varav 35 är rödlistade, 60 är fridlysta och 7 är typiska (T): backsvala (EN, §4), brun glada (EN, §4), storspov (EN, §4), blå kärrhök (VU, §4), gråtrut (VU, §4), grönfink (VU, §4), myrspov (VU, §4), pilgrimsfalk (VU, §4), småfläckig sumphöna (VU, §4), stare (VU, §4), tornseglare (VU, §4), bivråk (NT, §4), björktrast (NT, §4), bläsand (NT, §4), blåhake (NT, §4), drillsnäppa (NT, §4), duvhök (NT, §4), enkelbeckasin (NT, §4), entita (NT, T, §4), järnsparv (NT, §4), kricka (NT, §4), kungsörn (NT, §4), ladusvala (NT, §4), motaggsvamp (NT, T), nötkråka (NT, T, §4), rödvingetrast (NT, §4), rörsångare (NT, §4), silltrut (NT, §4), skrattmås (NT, §4), skräntärna (NT, §4), sädesärla (NT, §4), talltita (NT, §4), turkduva (NT, §4), vinterhämpling (NT, §4), ägretthäger (NT, §4), bergfink (T, §4), spillkråka (T, §4), stenfalk (T, §4), tjäder (T, §4), bred kärrtrollslända (§4a), buskskvätta (§4), fiskgjuse (§4), fiskmås (§4), fjällvråk (§4), grönsiska (§4), havsörn (§4), kråka (§4), kungsfågel (§4), orre (§4), röd glada (§4), salskrake (§4), skogsduva (§4), smålom (§4), svartvit flugsnappare (§4), sävsparv (§4), sångsvan (§4), trana (§4), törnskata (§4), utter (§4a), ärtsångare (§4) och skogsödla (§6). Se Figur 1.</w:t>
       </w:r>
     </w:p>
     <w:p>
@@ -1474,7 +1474,7 @@
     <w:r>
       <w:tab/>
       <w:tab/>
-      <w:t>2026-07-30</w:t>
+      <w:t>2026-07-31</w:t>
       <w:br/>
       <w:br/>
     </w:r>

--- a/tillsyn/A 22860-2026 tillsynsbegäran.docx
+++ b/tillsyn/A 22860-2026 tillsynsbegäran.docx
@@ -1474,7 +1474,7 @@
     <w:r>
       <w:tab/>
       <w:tab/>
-      <w:t>2026-07-31</w:t>
+      <w:t>2026-08-01</w:t>
       <w:br/>
       <w:br/>
     </w:r>

--- a/tillsyn/A 22860-2026 tillsynsbegäran.docx
+++ b/tillsyn/A 22860-2026 tillsynsbegäran.docx
@@ -65,7 +65,7 @@
     </w:p>
     <w:p>
       <w:r>
-        <w:t>Inom 25 meter från avverkningsanmälan finns fynd av 61 naturvårdsarter, varav 35 är rödlistade, 60 är fridlysta och 7 är typiska (T): backsvala (EN, §4), brun glada (EN, §4), storspov (EN, §4), blå kärrhök (VU, §4), gråtrut (VU, §4), grönfink (VU, §4), myrspov (VU, §4), pilgrimsfalk (VU, §4), småfläckig sumphöna (VU, §4), stare (VU, §4), tornseglare (VU, §4), bivråk (NT, §4), björktrast (NT, §4), bläsand (NT, §4), blåhake (NT, §4), drillsnäppa (NT, §4), duvhök (NT, §4), enkelbeckasin (NT, §4), entita (NT, T, §4), järnsparv (NT, §4), kricka (NT, §4), kungsörn (NT, §4), ladusvala (NT, §4), motaggsvamp (NT, T), nötkråka (NT, T, §4), rödvingetrast (NT, §4), rörsångare (NT, §4), silltrut (NT, §4), skrattmås (NT, §4), skräntärna (NT, §4), sädesärla (NT, §4), talltita (NT, §4), turkduva (NT, §4), vinterhämpling (NT, §4), ägretthäger (NT, §4), bergfink (T, §4), spillkråka (T, §4), stenfalk (T, §4), tjäder (T, §4), bred kärrtrollslända (§4a), buskskvätta (§4), fiskgjuse (§4), fiskmås (§4), fjällvråk (§4), grönsiska (§4), havsörn (§4), kråka (§4), kungsfågel (§4), orre (§4), röd glada (§4), salskrake (§4), skogsduva (§4), smålom (§4), svartvit flugsnappare (§4), sävsparv (§4), sångsvan (§4), trana (§4), törnskata (§4), utter (§4a), ärtsångare (§4) och skogsödla (§6). Se Figur 1.</w:t>
+        <w:t>Inom 25 meter från avverkningsanmälan finns fynd av 62 naturvårdsarter, varav 36 är rödlistade, 61 är fridlysta och 7 är typiska (T): backsvala (EN, §4), brun glada (EN, §4), storspov (EN, §4), blå kärrhök (VU, §4), brushane (VU, §4), gråtrut (VU, §4), grönfink (VU, §4), myrspov (VU, §4), pilgrimsfalk (VU, §4), småfläckig sumphöna (VU, §4), stare (VU, §4), tornseglare (VU, §4), bivråk (NT, §4), björktrast (NT, §4), bläsand (NT, §4), blåhake (NT, §4), drillsnäppa (NT, §4), duvhök (NT, §4), enkelbeckasin (NT, §4), entita (NT, T, §4), järnsparv (NT, §4), kricka (NT, §4), kungsörn (NT, §4), ladusvala (NT, §4), motaggsvamp (NT, T), nötkråka (NT, T, §4), rödvingetrast (NT, §4), rörsångare (NT, §4), silltrut (NT, §4), skrattmås (NT, §4), skräntärna (NT, §4), sädesärla (NT, §4), talltita (NT, §4), turkduva (NT, §4), vinterhämpling (NT, §4), ägretthäger (NT, §4), bergfink (T, §4), spillkråka (T, §4), stenfalk (T, §4), tjäder (T, §4), bred kärrtrollslända (§4a), buskskvätta (§4), fiskgjuse (§4), fiskmås (§4), fjällvråk (§4), grönsiska (§4), havsörn (§4), kråka (§4), kungsfågel (§4), orre (§4), röd glada (§4), salskrake (§4), skogsduva (§4), smålom (§4), svartvit flugsnappare (§4), sävsparv (§4), sångsvan (§4), trana (§4), törnskata (§4), utter (§4a), ärtsångare (§4) och skogsödla (§6). Se Figur 1.</w:t>
       </w:r>
     </w:p>
     <w:p>
@@ -1474,7 +1474,7 @@
     <w:r>
       <w:tab/>
       <w:tab/>
-      <w:t>2026-08-01</w:t>
+      <w:t>2026-08-02</w:t>
       <w:br/>
       <w:br/>
     </w:r>

--- a/tillsyn/A 22860-2026 tillsynsbegäran.docx
+++ b/tillsyn/A 22860-2026 tillsynsbegäran.docx
@@ -1474,7 +1474,7 @@
     <w:r>
       <w:tab/>
       <w:tab/>
-      <w:t>2026-08-02</w:t>
+      <w:t>2026-08-03</w:t>
       <w:br/>
       <w:br/>
     </w:r>

--- a/tillsyn/A 22860-2026 tillsynsbegäran.docx
+++ b/tillsyn/A 22860-2026 tillsynsbegäran.docx
@@ -1474,7 +1474,7 @@
     <w:r>
       <w:tab/>
       <w:tab/>
-      <w:t>2026-08-03</w:t>
+      <w:t>2026-08-05</w:t>
       <w:br/>
       <w:br/>
     </w:r>

--- a/tillsyn/A 22860-2026 tillsynsbegäran.docx
+++ b/tillsyn/A 22860-2026 tillsynsbegäran.docx
@@ -1474,7 +1474,7 @@
     <w:r>
       <w:tab/>
       <w:tab/>
-      <w:t>2026-08-05</w:t>
+      <w:t>2026-08-07</w:t>
       <w:br/>
       <w:br/>
     </w:r>

--- a/tillsyn/A 22860-2026 tillsynsbegäran.docx
+++ b/tillsyn/A 22860-2026 tillsynsbegäran.docx
@@ -1474,7 +1474,7 @@
     <w:r>
       <w:tab/>
       <w:tab/>
-      <w:t>2026-08-07</w:t>
+      <w:t>2026-08-08</w:t>
       <w:br/>
       <w:br/>
     </w:r>

--- a/tillsyn/A 22860-2026 tillsynsbegäran.docx
+++ b/tillsyn/A 22860-2026 tillsynsbegäran.docx
@@ -60,12 +60,12 @@
         <w:spacing w:after="240"/>
       </w:pPr>
       <w:r>
-        <w:t>Figur 1. Fyndplatser för naturvårdsarter inom 25 meter från avverkningsanmälan. Markörer utan svart kant är placerade på fyndplatsen. Markörer med svart kant är placerade vid sidan av fyndplatsen har ett svart streck som visar fyndplatsens exakta position. Kartans mittpunktskoordinat är N 6376920, E 453137 i SWEREF 99 TM.</w:t>
-      </w:r>
-    </w:p>
-    <w:p>
-      <w:r>
-        <w:t>Inom 25 meter från avverkningsanmälan finns fynd av 60 naturvårdsarter, varav 34 är rödlistade, 59 är fridlysta och 7 är typiska (T): backsvala (EN, §4), brun glada (EN, §4), storspov (EN, §4), blå kärrhök (VU, §4), gråtrut (VU, §4), grönfink (VU, §4), pilgrimsfalk (VU, §4), småfläckig sumphöna (VU, §4), stare (VU, §4), tornseglare (VU, §4), bivråk (NT, §4), björktrast (NT, §4), bläsand (NT, §4), blåhake (NT, §4), drillsnäppa (NT, §4), duvhök (NT, §4), enkelbeckasin (NT, §4), entita (NT, T, §4), järnsparv (NT, §4), kricka (NT, §4), kungsörn (NT, §4), ladusvala (NT, §4), motaggsvamp (NT, T), nötkråka (NT, T, §4), rödvingetrast (NT, §4), rörsångare (NT, §4), silltrut (NT, §4), skrattmås (NT, §4), skräntärna (NT, §4), sädesärla (NT, §4), talltita (NT, §4), turkduva (NT, §4), vinterhämpling (NT, §4), ägretthäger (NT, §4), bergfink (T, §4), spillkråka (T, §4), stenfalk (T, §4), tjäder (T, §4), bred kärrtrollslända (§4a), buskskvätta (§4), fiskgjuse (§4), fiskmås (§4), fjällvråk (§4), grönsiska (§4), havsörn (§4), kråka (§4), kungsfågel (§4), orre (§4), röd glada (§4), salskrake (§4), skogsduva (§4), smålom (§4), svartvit flugsnappare (§4), sävsparv (§4), sångsvan (§4), trana (§4), törnskata (§4), utter (§4a), ärtsångare (§4) och skogsödla (§6). Se Figur 1.</w:t>
+        <w:t>Figur 1. Fyndplatser för naturvårdsarter inom 25 meter från avverkningsanmälan. Markörer utan svart kant är placerade på fyndplatsen. Markörer med svart kant är placerade vid sidan av fyndplatsen och har ett svart streck som visar fyndplatsens exakta position. Kartans mittpunktskoordinat är N 6376920, E 453137 i SWEREF 99 TM.</w:t>
+      </w:r>
+    </w:p>
+    <w:p>
+      <w:r>
+        <w:t>Inom 25 meter från avverkningsanmälan finns fynd av 62 naturvårdsarter, varav 36 är rödlistade, 61 är fridlysta och 7 är typiska (T): backsvala (EN, §4), brun glada (EN, §4), storspov (EN, §4), blå kärrhök (VU, §4), brushane (VU, §4), gråtrut (VU, §4), grönfink (VU, §4), myrspov (VU, §4), pilgrimsfalk (VU, §4), småfläckig sumphöna (VU, §4), stare (VU, §4), tornseglare (VU, §4), bivråk (NT, §4), björktrast (NT, §4), bläsand (NT, §4), blåhake (NT, §4), drillsnäppa (NT, §4), duvhök (NT, §4), enkelbeckasin (NT, §4), entita (NT, T, §4), järnsparv (NT, §4), kricka (NT, §4), kungsörn (NT, §4), ladusvala (NT, §4), motaggsvamp (NT, T), nötkråka (NT, T, §4), rödvingetrast (NT, §4), rörsångare (NT, §4), silltrut (NT, §4), skrattmås (NT, §4), skräntärna (NT, §4), sädesärla (NT, §4), talltita (NT, §4), turkduva (NT, §4), vinterhämpling (NT, §4), ägretthäger (NT, §4), bergfink (T, §4), spillkråka (T, §4), stenfalk (T, §4), tjäder (T, §4), bred kärrtrollslända (§4a), buskskvätta (§4), fiskgjuse (§4), fiskmås (§4), fjällvråk (§4), grönsiska (§4), havsörn (§4), kråka (§4), kungsfågel (§4), orre (§4), röd glada (§4), salskrake (§4), skogsduva (§4), smålom (§4), svartvit flugsnappare (§4), sävsparv (§4), sångsvan (§4), trana (§4), törnskata (§4), utter (§4a), ärtsångare (§4) och skogsödla (§6). Se Figur 1.</w:t>
       </w:r>
     </w:p>
     <w:p>
@@ -1474,7 +1474,7 @@
     <w:r>
       <w:tab/>
       <w:tab/>
-      <w:t>2026-08-14</w:t>
+      <w:t>2026-08-15</w:t>
       <w:br/>
       <w:br/>
     </w:r>

--- a/tillsyn/A 22860-2026 tillsynsbegäran.docx
+++ b/tillsyn/A 22860-2026 tillsynsbegäran.docx
@@ -1474,7 +1474,7 @@
     <w:r>
       <w:tab/>
       <w:tab/>
-      <w:t>2026-08-15</w:t>
+      <w:t>2026-08-16</w:t>
       <w:br/>
       <w:br/>
     </w:r>

--- a/tillsyn/A 22860-2026 tillsynsbegäran.docx
+++ b/tillsyn/A 22860-2026 tillsynsbegäran.docx
@@ -1474,7 +1474,7 @@
     <w:r>
       <w:tab/>
       <w:tab/>
-      <w:t>2026-08-16</w:t>
+      <w:t>2026-08-17</w:t>
       <w:br/>
       <w:br/>
     </w:r>

--- a/tillsyn/A 22860-2026 tillsynsbegäran.docx
+++ b/tillsyn/A 22860-2026 tillsynsbegäran.docx
@@ -1474,7 +1474,7 @@
     <w:r>
       <w:tab/>
       <w:tab/>
-      <w:t>2026-08-17</w:t>
+      <w:t>2026-08-18</w:t>
       <w:br/>
       <w:br/>
     </w:r>

--- a/tillsyn/A 22860-2026 tillsynsbegäran.docx
+++ b/tillsyn/A 22860-2026 tillsynsbegäran.docx
@@ -1474,7 +1474,7 @@
     <w:r>
       <w:tab/>
       <w:tab/>
-      <w:t>2026-08-18</w:t>
+      <w:t>2026-08-19</w:t>
       <w:br/>
       <w:br/>
     </w:r>

--- a/tillsyn/A 22860-2026 tillsynsbegäran.docx
+++ b/tillsyn/A 22860-2026 tillsynsbegäran.docx
@@ -1474,7 +1474,7 @@
     <w:r>
       <w:tab/>
       <w:tab/>
-      <w:t>2026-08-19</w:t>
+      <w:t>2026-08-20</w:t>
       <w:br/>
       <w:br/>
     </w:r>

--- a/tillsyn/A 22860-2026 tillsynsbegäran.docx
+++ b/tillsyn/A 22860-2026 tillsynsbegäran.docx
@@ -1474,7 +1474,7 @@
     <w:r>
       <w:tab/>
       <w:tab/>
-      <w:t>2026-08-20</w:t>
+      <w:t>2026-08-21</w:t>
       <w:br/>
       <w:br/>
     </w:r>

--- a/tillsyn/A 22860-2026 tillsynsbegäran.docx
+++ b/tillsyn/A 22860-2026 tillsynsbegäran.docx
@@ -1474,7 +1474,7 @@
     <w:r>
       <w:tab/>
       <w:tab/>
-      <w:t>2026-08-21</w:t>
+      <w:t>2026-08-22</w:t>
       <w:br/>
       <w:br/>
     </w:r>

--- a/tillsyn/A 22860-2026 tillsynsbegäran.docx
+++ b/tillsyn/A 22860-2026 tillsynsbegäran.docx
@@ -1474,7 +1474,7 @@
     <w:r>
       <w:tab/>
       <w:tab/>
-      <w:t>2026-08-22</w:t>
+      <w:t>2026-08-23</w:t>
       <w:br/>
       <w:br/>
     </w:r>

--- a/tillsyn/A 22860-2026 tillsynsbegäran.docx
+++ b/tillsyn/A 22860-2026 tillsynsbegäran.docx
@@ -1474,7 +1474,7 @@
     <w:r>
       <w:tab/>
       <w:tab/>
-      <w:t>2026-08-23</w:t>
+      <w:t>2026-08-24</w:t>
       <w:br/>
       <w:br/>
     </w:r>

--- a/tillsyn/A 22860-2026 tillsynsbegäran.docx
+++ b/tillsyn/A 22860-2026 tillsynsbegäran.docx
@@ -1474,7 +1474,7 @@
     <w:r>
       <w:tab/>
       <w:tab/>
-      <w:t>2026-08-24</w:t>
+      <w:t>2026-08-25</w:t>
       <w:br/>
       <w:br/>
     </w:r>

--- a/tillsyn/A 22860-2026 tillsynsbegäran.docx
+++ b/tillsyn/A 22860-2026 tillsynsbegäran.docx
@@ -1474,7 +1474,7 @@
     <w:r>
       <w:tab/>
       <w:tab/>
-      <w:t>2026-08-25</w:t>
+      <w:t>2026-08-26</w:t>
       <w:br/>
       <w:br/>
     </w:r>

--- a/tillsyn/A 22860-2026 tillsynsbegäran.docx
+++ b/tillsyn/A 22860-2026 tillsynsbegäran.docx
@@ -1474,7 +1474,7 @@
     <w:r>
       <w:tab/>
       <w:tab/>
-      <w:t>2026-08-26</w:t>
+      <w:t>2026-08-27</w:t>
       <w:br/>
       <w:br/>
     </w:r>

--- a/tillsyn/A 22860-2026 tillsynsbegäran.docx
+++ b/tillsyn/A 22860-2026 tillsynsbegäran.docx
@@ -1474,7 +1474,7 @@
     <w:r>
       <w:tab/>
       <w:tab/>
-      <w:t>2026-08-27</w:t>
+      <w:t>2026-08-28</w:t>
       <w:br/>
       <w:br/>
     </w:r>

--- a/tillsyn/A 22860-2026 tillsynsbegäran.docx
+++ b/tillsyn/A 22860-2026 tillsynsbegäran.docx
@@ -1474,7 +1474,7 @@
     <w:r>
       <w:tab/>
       <w:tab/>
-      <w:t>2026-08-28</w:t>
+      <w:t>2026-08-29</w:t>
       <w:br/>
       <w:br/>
     </w:r>

--- a/tillsyn/A 22860-2026 tillsynsbegäran.docx
+++ b/tillsyn/A 22860-2026 tillsynsbegäran.docx
@@ -1474,7 +1474,7 @@
     <w:r>
       <w:tab/>
       <w:tab/>
-      <w:t>2026-08-29</w:t>
+      <w:t>2026-08-31</w:t>
       <w:br/>
       <w:br/>
     </w:r>

--- a/tillsyn/A 22860-2026 tillsynsbegäran.docx
+++ b/tillsyn/A 22860-2026 tillsynsbegäran.docx
@@ -1474,7 +1474,7 @@
     <w:r>
       <w:tab/>
       <w:tab/>
-      <w:t>2026-08-31</w:t>
+      <w:t>2026-09-01</w:t>
       <w:br/>
       <w:br/>
     </w:r>

--- a/tillsyn/A 22860-2026 tillsynsbegäran.docx
+++ b/tillsyn/A 22860-2026 tillsynsbegäran.docx
@@ -1474,7 +1474,7 @@
     <w:r>
       <w:tab/>
       <w:tab/>
-      <w:t>2026-09-01</w:t>
+      <w:t>2026-09-02</w:t>
       <w:br/>
       <w:br/>
     </w:r>

--- a/tillsyn/A 22860-2026 tillsynsbegäran.docx
+++ b/tillsyn/A 22860-2026 tillsynsbegäran.docx
@@ -1474,7 +1474,7 @@
     <w:r>
       <w:tab/>
       <w:tab/>
-      <w:t>2026-09-02</w:t>
+      <w:t>2026-09-03</w:t>
       <w:br/>
       <w:br/>
     </w:r>

--- a/tillsyn/A 22860-2026 tillsynsbegäran.docx
+++ b/tillsyn/A 22860-2026 tillsynsbegäran.docx
@@ -1474,7 +1474,7 @@
     <w:r>
       <w:tab/>
       <w:tab/>
-      <w:t>2026-09-03</w:t>
+      <w:t>2026-09-04</w:t>
       <w:br/>
       <w:br/>
     </w:r>

--- a/tillsyn/A 22860-2026 tillsynsbegäran.docx
+++ b/tillsyn/A 22860-2026 tillsynsbegäran.docx
@@ -1474,7 +1474,7 @@
     <w:r>
       <w:tab/>
       <w:tab/>
-      <w:t>2026-09-04</w:t>
+      <w:t>2026-09-05</w:t>
       <w:br/>
       <w:br/>
     </w:r>

--- a/tillsyn/A 22860-2026 tillsynsbegäran.docx
+++ b/tillsyn/A 22860-2026 tillsynsbegäran.docx
@@ -1474,7 +1474,7 @@
     <w:r>
       <w:tab/>
       <w:tab/>
-      <w:t>2026-09-05</w:t>
+      <w:t>2026-09-06</w:t>
       <w:br/>
       <w:br/>
     </w:r>

--- a/tillsyn/A 22860-2026 tillsynsbegäran.docx
+++ b/tillsyn/A 22860-2026 tillsynsbegäran.docx
@@ -1474,7 +1474,7 @@
     <w:r>
       <w:tab/>
       <w:tab/>
-      <w:t>2026-09-06</w:t>
+      <w:t>2026-09-07</w:t>
       <w:br/>
       <w:br/>
     </w:r>

--- a/tillsyn/A 22860-2026 tillsynsbegäran.docx
+++ b/tillsyn/A 22860-2026 tillsynsbegäran.docx
@@ -1474,7 +1474,7 @@
     <w:r>
       <w:tab/>
       <w:tab/>
-      <w:t>2026-09-07</w:t>
+      <w:t>2026-09-08</w:t>
       <w:br/>
       <w:br/>
     </w:r>

--- a/tillsyn/A 22860-2026 tillsynsbegäran.docx
+++ b/tillsyn/A 22860-2026 tillsynsbegäran.docx
@@ -1474,7 +1474,7 @@
     <w:r>
       <w:tab/>
       <w:tab/>
-      <w:t>2026-09-08</w:t>
+      <w:t>2026-09-09</w:t>
       <w:br/>
       <w:br/>
     </w:r>

--- a/tillsyn/A 22860-2026 tillsynsbegäran.docx
+++ b/tillsyn/A 22860-2026 tillsynsbegäran.docx
@@ -1474,7 +1474,7 @@
     <w:r>
       <w:tab/>
       <w:tab/>
-      <w:t>2026-09-09</w:t>
+      <w:t>2026-09-10</w:t>
       <w:br/>
       <w:br/>
     </w:r>

--- a/tillsyn/A 22860-2026 tillsynsbegäran.docx
+++ b/tillsyn/A 22860-2026 tillsynsbegäran.docx
@@ -1474,7 +1474,7 @@
     <w:r>
       <w:tab/>
       <w:tab/>
-      <w:t>2026-09-10</w:t>
+      <w:t>2026-09-11</w:t>
       <w:br/>
       <w:br/>
     </w:r>

--- a/tillsyn/A 22860-2026 tillsynsbegäran.docx
+++ b/tillsyn/A 22860-2026 tillsynsbegäran.docx
@@ -1474,7 +1474,7 @@
     <w:r>
       <w:tab/>
       <w:tab/>
-      <w:t>2026-09-11</w:t>
+      <w:t>2026-09-12</w:t>
       <w:br/>
       <w:br/>
     </w:r>

--- a/tillsyn/A 22860-2026 tillsynsbegäran.docx
+++ b/tillsyn/A 22860-2026 tillsynsbegäran.docx
@@ -1474,7 +1474,7 @@
     <w:r>
       <w:tab/>
       <w:tab/>
-      <w:t>2026-09-12</w:t>
+      <w:t>2026-09-13</w:t>
       <w:br/>
       <w:br/>
     </w:r>
